--- a/대본/8부/08화_Other_Side_of_the_Table.docx
+++ b/대본/8부/08화_Other_Side_of_the_Table.docx
@@ -2,7 +2,7 @@
 <file path=word/document.xml><?xml version="1.0" encoding="utf-8"?>
 <w:document xmlns:w="http://schemas.openxmlformats.org/wordprocessingml/2006/main" xmlns:m="http://schemas.openxmlformats.org/officeDocument/2006/math" xmlns:r="http://schemas.openxmlformats.org/officeDocument/2006/relationships" xmlns:o="urn:schemas-microsoft-com:office:office" xmlns:v="urn:schemas-microsoft-com:vml" xmlns:w10="urn:schemas-microsoft-com:office:word" xmlns:a="http://schemas.openxmlformats.org/drawingml/2006/main" xmlns:pic="http://schemas.openxmlformats.org/drawingml/2006/picture" xmlns:wp="http://schemas.openxmlformats.org/drawingml/2006/wordprocessingDrawing">
   <w:body>
-    <w:bookmarkStart w:id="32" w:name="ship-it-8부-8화"/>
+    <w:bookmarkStart w:id="38" w:name="ship-it-8부-8화"/>
     <w:p>
       <w:pPr>
         <w:pStyle w:val="Heading1"/>
@@ -439,257 +439,122 @@
     </w:p>
     <w:p>
       <w:pPr>
-        <w:numPr>
-          <w:ilvl w:val="0"/>
-          <w:numId w:val="1001"/>
-        </w:numPr>
+        <w:pStyle w:val="FirstParagraph"/>
       </w:pPr>
       <w:r>
         <w:t xml:space="preserve">MARISOL: She’s late. Four minutes. That’s either a bad sign or a founder sign.</w:t>
       </w:r>
-      <w:r>
-        <w:t xml:space="preserve"> </w:t>
-      </w:r>
-      <w:r>
-        <w:t xml:space="preserve">마리솔: 늦네요. 4분. 나쁜 신호거나, 창업자 신호거나.</w:t>
-      </w:r>
-    </w:p>
-    <w:p>
-      <w:pPr>
-        <w:numPr>
-          <w:ilvl w:val="0"/>
-          <w:numId w:val="1001"/>
-        </w:numPr>
+    </w:p>
+    <w:p>
+      <w:pPr>
+        <w:pStyle w:val="BodyText"/>
       </w:pPr>
       <w:r>
         <w:t xml:space="preserve">NOAH: Founder sign. I was late to every investor meeting in year one.</w:t>
       </w:r>
-      <w:r>
-        <w:t xml:space="preserve"> </w:t>
-      </w:r>
-      <w:r>
-        <w:t xml:space="preserve">노아: 창업자 신호. 난 1년 차에 모든 투자자 미팅에 늦었어요.</w:t>
-      </w:r>
-    </w:p>
-    <w:p>
-      <w:pPr>
-        <w:numPr>
-          <w:ilvl w:val="0"/>
-          <w:numId w:val="1001"/>
-        </w:numPr>
+    </w:p>
+    <w:p>
+      <w:pPr>
+        <w:pStyle w:val="BodyText"/>
       </w:pPr>
       <w:r>
         <w:t xml:space="preserve">MARISOL: Remember, you’re the buyer today. You’ve never sat in that chair.</w:t>
       </w:r>
-      <w:r>
-        <w:t xml:space="preserve"> </w:t>
-      </w:r>
-      <w:r>
-        <w:t xml:space="preserve">마리솔: 기억해요. 오늘은 당신이 사는 쪽이에요. 그 의자엔 앉아 본 적 없잖아요.</w:t>
-      </w:r>
-    </w:p>
-    <w:p>
-      <w:pPr>
-        <w:numPr>
-          <w:ilvl w:val="0"/>
-          <w:numId w:val="1001"/>
-        </w:numPr>
+    </w:p>
+    <w:p>
+      <w:pPr>
+        <w:pStyle w:val="BodyText"/>
       </w:pPr>
       <w:r>
         <w:t xml:space="preserve">NOAH: I’ve sat across from it. That’s how I know what not to do.</w:t>
       </w:r>
-      <w:r>
-        <w:t xml:space="preserve"> </w:t>
-      </w:r>
-      <w:r>
-        <w:t xml:space="preserve">노아: 그 맞은편엔 앉아 봤어요. 그래서 뭘 하지 말아야 하는지 알죠.</w:t>
-      </w:r>
-    </w:p>
-    <w:p>
-      <w:pPr>
-        <w:numPr>
-          <w:ilvl w:val="0"/>
-          <w:numId w:val="1001"/>
-        </w:numPr>
+    </w:p>
+    <w:p>
+      <w:pPr>
+        <w:pStyle w:val="BodyText"/>
       </w:pPr>
       <w:r>
         <w:t xml:space="preserve">MAYA: Hi! Sorry. Sorry. The parking here is a war. I’m Maya. You’re the napkin guy.</w:t>
       </w:r>
-      <w:r>
-        <w:t xml:space="preserve"> </w:t>
-      </w:r>
-      <w:r>
-        <w:t xml:space="preserve">마야: 안녕하세요! 죄송해요. 죄송해요. 여기 주차는 전쟁이에요. 마야예요. 냅킨 그분이시죠.</w:t>
-      </w:r>
-    </w:p>
-    <w:p>
-      <w:pPr>
-        <w:numPr>
-          <w:ilvl w:val="0"/>
-          <w:numId w:val="1001"/>
-        </w:numPr>
+    </w:p>
+    <w:p>
+      <w:pPr>
+        <w:pStyle w:val="BodyText"/>
       </w:pPr>
       <w:r>
         <w:t xml:space="preserve">NOAH: The napkin guy. That’s going on my business card.</w:t>
       </w:r>
-      <w:r>
-        <w:t xml:space="preserve"> </w:t>
-      </w:r>
-      <w:r>
-        <w:t xml:space="preserve">노아: 냅킨 그분. 명함에 넣어야겠네요.</w:t>
-      </w:r>
-    </w:p>
-    <w:p>
-      <w:pPr>
-        <w:numPr>
-          <w:ilvl w:val="0"/>
-          <w:numId w:val="1001"/>
-        </w:numPr>
+    </w:p>
+    <w:p>
+      <w:pPr>
+        <w:pStyle w:val="BodyText"/>
       </w:pPr>
       <w:r>
         <w:t xml:space="preserve">MAYA: I read the article about the napkin in your lobby. I was twenty-four. I put it on my wall.</w:t>
       </w:r>
-      <w:r>
-        <w:t xml:space="preserve"> </w:t>
-      </w:r>
-      <w:r>
-        <w:t xml:space="preserve">마야: 로비에 있는 냅킨 기사 읽었어요. 스물넷이었어요. 벽에 붙여 놨죠.</w:t>
-      </w:r>
-    </w:p>
-    <w:p>
-      <w:pPr>
-        <w:numPr>
-          <w:ilvl w:val="0"/>
-          <w:numId w:val="1001"/>
-        </w:numPr>
+    </w:p>
+    <w:p>
+      <w:pPr>
+        <w:pStyle w:val="BodyText"/>
       </w:pPr>
       <w:r>
         <w:t xml:space="preserve">MARISOL: Coffee? Noah’s buying. For the first time in his life.</w:t>
       </w:r>
-      <w:r>
-        <w:t xml:space="preserve"> </w:t>
-      </w:r>
-      <w:r>
-        <w:t xml:space="preserve">마리솔: 커피? 노아가 사요. 생전 처음으로.</w:t>
-      </w:r>
-    </w:p>
-    <w:p>
-      <w:pPr>
-        <w:numPr>
-          <w:ilvl w:val="0"/>
-          <w:numId w:val="1001"/>
-        </w:numPr>
+    </w:p>
+    <w:p>
+      <w:pPr>
+        <w:pStyle w:val="BodyText"/>
       </w:pPr>
       <w:r>
         <w:t xml:space="preserve">MAYA: Oat latte, please. And I’ll be honest from the start. I’m nervous.</w:t>
       </w:r>
-      <w:r>
-        <w:t xml:space="preserve"> </w:t>
-      </w:r>
-      <w:r>
-        <w:t xml:space="preserve">마야: 오트 라테 주세요. 그리고 처음부터 솔직히 말할게요. 긴장돼요.</w:t>
-      </w:r>
-    </w:p>
-    <w:p>
-      <w:pPr>
-        <w:numPr>
-          <w:ilvl w:val="0"/>
-          <w:numId w:val="1001"/>
-        </w:numPr>
+    </w:p>
+    <w:p>
+      <w:pPr>
+        <w:pStyle w:val="BodyText"/>
       </w:pPr>
       <w:r>
         <w:t xml:space="preserve">NOAH: Good. So was I, every time. Nervous means you care.</w:t>
       </w:r>
-      <w:r>
-        <w:t xml:space="preserve"> </w:t>
-      </w:r>
-      <w:r>
-        <w:t xml:space="preserve">노아: 좋아요. 나도 매번 그랬어요. 긴장한다는 건 신경 쓴다는 뜻이에요.</w:t>
-      </w:r>
-    </w:p>
-    <w:p>
-      <w:pPr>
-        <w:numPr>
-          <w:ilvl w:val="0"/>
-          <w:numId w:val="1001"/>
-        </w:numPr>
+    </w:p>
+    <w:p>
+      <w:pPr>
+        <w:pStyle w:val="BodyText"/>
       </w:pPr>
       <w:r>
         <w:t xml:space="preserve">MAYA: Can I show you before we talk? Talking is not my best skill.</w:t>
       </w:r>
-      <w:r>
-        <w:t xml:space="preserve"> </w:t>
-      </w:r>
-      <w:r>
-        <w:t xml:space="preserve">마야: 얘기하기 전에 보여 드려도 될까요? 말하기는 제 장기가 아니라서요.</w:t>
-      </w:r>
-    </w:p>
-    <w:p>
-      <w:pPr>
-        <w:numPr>
-          <w:ilvl w:val="0"/>
-          <w:numId w:val="1001"/>
-        </w:numPr>
+    </w:p>
+    <w:p>
+      <w:pPr>
+        <w:pStyle w:val="BodyText"/>
       </w:pPr>
       <w:r>
         <w:t xml:space="preserve">NOAH: Please. Show me.</w:t>
       </w:r>
-      <w:r>
-        <w:t xml:space="preserve"> </w:t>
-      </w:r>
-      <w:r>
-        <w:t xml:space="preserve">노아: 그러세요. 보여 줘요.</w:t>
-      </w:r>
-    </w:p>
-    <w:p>
-      <w:pPr>
-        <w:numPr>
-          <w:ilvl w:val="0"/>
-          <w:numId w:val="1001"/>
-        </w:numPr>
+    </w:p>
+    <w:p>
+      <w:pPr>
+        <w:pStyle w:val="BodyText"/>
       </w:pPr>
       <w:r>
         <w:t xml:space="preserve">MAYA: I need a face. Marisol, would you?</w:t>
       </w:r>
-      <w:r>
-        <w:t xml:space="preserve"> </w:t>
-      </w:r>
-      <w:r>
-        <w:t xml:space="preserve">마야: 얼굴이 필요해요. 마리솔, 해 주실래요?</w:t>
-      </w:r>
-    </w:p>
-    <w:p>
-      <w:pPr>
-        <w:numPr>
-          <w:ilvl w:val="0"/>
-          <w:numId w:val="1001"/>
-        </w:numPr>
+    </w:p>
+    <w:p>
+      <w:pPr>
+        <w:pStyle w:val="BodyText"/>
       </w:pPr>
       <w:r>
         <w:t xml:space="preserve">MARISOL: In a café, at eight in the morning, without makeup. Fine. For science.</w:t>
       </w:r>
-      <w:r>
-        <w:t xml:space="preserve"> </w:t>
-      </w:r>
-      <w:r>
-        <w:t xml:space="preserve">마리솔: 카페에서, 아침 8시에, 화장도 안 하고. 좋아요. 과학을 위해.</w:t>
-      </w:r>
-    </w:p>
-    <w:p>
-      <w:pPr>
-        <w:numPr>
-          <w:ilvl w:val="0"/>
-          <w:numId w:val="1001"/>
-        </w:numPr>
+    </w:p>
+    <w:p>
+      <w:pPr>
+        <w:pStyle w:val="BodyText"/>
       </w:pPr>
       <w:r>
         <w:t xml:space="preserve">NOAH: Thirty seconds, Marisol. Hold still. I’ve waited eight years to see you hold still.</w:t>
-      </w:r>
-      <w:r>
-        <w:t xml:space="preserve"> </w:t>
-      </w:r>
-      <w:r>
-        <w:t xml:space="preserve">노아: 30초예요, 마리솔. 가만히 있어요. 당신이 가만히 있는 걸 보려고 8년을 기다렸어요.</w:t>
       </w:r>
     </w:p>
     <w:bookmarkEnd w:id="21"/>
@@ -704,597 +569,282 @@
     </w:p>
     <w:p>
       <w:pPr>
-        <w:numPr>
-          <w:ilvl w:val="0"/>
-          <w:numId w:val="1002"/>
-        </w:numPr>
+        <w:pStyle w:val="FirstParagraph"/>
       </w:pPr>
       <w:r>
         <w:t xml:space="preserve">MAYA: There. Look at the screen. Those red lines are Marisol’s vessels, and the shaded areas are where no one should inject without extra care. Every face is different, and a textbook map is an average face that doesn’t exist. Contour shows the real one, before the needle goes in.</w:t>
       </w:r>
-      <w:r>
-        <w:t xml:space="preserve"> </w:t>
-      </w:r>
-      <w:r>
-        <w:t xml:space="preserve">마야: 됐어요. 화면 보세요. 저 빨간 선이 마리솔의 혈관이고, 음영 부분은 각별한 주의 없이는 아무도 주사하면 안 되는 곳이에요. 얼굴은 다 다르고, 교과서 지도는 존재하지 않는 평균 얼굴이에요. 컨투어는 바늘이 들어가기 전에 진짜 얼굴을 보여 줘요.</w:t>
-      </w:r>
-    </w:p>
-    <w:p>
-      <w:pPr>
-        <w:numPr>
-          <w:ilvl w:val="0"/>
-          <w:numId w:val="1002"/>
-        </w:numPr>
+    </w:p>
+    <w:p>
+      <w:pPr>
+        <w:pStyle w:val="BodyText"/>
       </w:pPr>
       <w:r>
         <w:t xml:space="preserve">MARISOL: My left side is different from my right.</w:t>
       </w:r>
-      <w:r>
-        <w:t xml:space="preserve"> </w:t>
-      </w:r>
-      <w:r>
-        <w:t xml:space="preserve">마리솔: 내 왼쪽이 오른쪽이랑 다르네요.</w:t>
-      </w:r>
-    </w:p>
-    <w:p>
-      <w:pPr>
-        <w:numPr>
-          <w:ilvl w:val="0"/>
-          <w:numId w:val="1002"/>
-        </w:numPr>
+    </w:p>
+    <w:p>
+      <w:pPr>
+        <w:pStyle w:val="BodyText"/>
       </w:pPr>
       <w:r>
         <w:t xml:space="preserve">MAYA: Everyone’s is. That’s the whole point.</w:t>
       </w:r>
-      <w:r>
-        <w:t xml:space="preserve"> </w:t>
-      </w:r>
-      <w:r>
-        <w:t xml:space="preserve">마야: 다들 그래요. 그게 핵심이에요.</w:t>
-      </w:r>
-    </w:p>
-    <w:p>
-      <w:pPr>
-        <w:numPr>
-          <w:ilvl w:val="0"/>
-          <w:numId w:val="1002"/>
-        </w:numPr>
+    </w:p>
+    <w:p>
+      <w:pPr>
+        <w:pStyle w:val="BodyText"/>
       </w:pPr>
       <w:r>
         <w:t xml:space="preserve">NOAH: How long have you been building this?</w:t>
       </w:r>
-      <w:r>
-        <w:t xml:space="preserve"> </w:t>
-      </w:r>
-      <w:r>
-        <w:t xml:space="preserve">노아: 이걸 얼마나 오래 만들었어요?</w:t>
-      </w:r>
-    </w:p>
-    <w:p>
-      <w:pPr>
-        <w:numPr>
-          <w:ilvl w:val="0"/>
-          <w:numId w:val="1002"/>
-        </w:numPr>
+    </w:p>
+    <w:p>
+      <w:pPr>
+        <w:pStyle w:val="BodyText"/>
       </w:pPr>
       <w:r>
         <w:t xml:space="preserve">MAYA: Three years. Seven people. Three million dollars in seed money. Four months of cash left.</w:t>
       </w:r>
-      <w:r>
-        <w:t xml:space="preserve"> </w:t>
-      </w:r>
-      <w:r>
-        <w:t xml:space="preserve">마야: 3년. 일곱 명. 시드 300만 달러. 남은 현금 4개월분.</w:t>
-      </w:r>
-    </w:p>
-    <w:p>
-      <w:pPr>
-        <w:numPr>
-          <w:ilvl w:val="0"/>
-          <w:numId w:val="1002"/>
-        </w:numPr>
+    </w:p>
+    <w:p>
+      <w:pPr>
+        <w:pStyle w:val="BodyText"/>
       </w:pPr>
       <w:r>
         <w:t xml:space="preserve">NOAH: You just told a buyer you have four months of cash.</w:t>
       </w:r>
-      <w:r>
-        <w:t xml:space="preserve"> </w:t>
-      </w:r>
-      <w:r>
-        <w:t xml:space="preserve">노아: 방금 사는 쪽한테 현금이 4개월 남았다고 말했어요.</w:t>
-      </w:r>
-    </w:p>
-    <w:p>
-      <w:pPr>
-        <w:numPr>
-          <w:ilvl w:val="0"/>
-          <w:numId w:val="1002"/>
-        </w:numPr>
+    </w:p>
+    <w:p>
+      <w:pPr>
+        <w:pStyle w:val="BodyText"/>
       </w:pPr>
       <w:r>
         <w:t xml:space="preserve">MAYA: You’d find out in diligence. I’d rather you hear it from me.</w:t>
       </w:r>
-      <w:r>
-        <w:t xml:space="preserve"> </w:t>
-      </w:r>
-      <w:r>
-        <w:t xml:space="preserve">마야: 실사에서 알게 되실 거예요. 저한테 듣는 게 나아요.</w:t>
-      </w:r>
-    </w:p>
-    <w:p>
-      <w:pPr>
-        <w:numPr>
-          <w:ilvl w:val="0"/>
-          <w:numId w:val="1002"/>
-        </w:numPr>
+    </w:p>
+    <w:p>
+      <w:pPr>
+        <w:pStyle w:val="BodyText"/>
       </w:pPr>
       <w:r>
         <w:t xml:space="preserve">MARISOL: Why vessels? Why not something easier?</w:t>
       </w:r>
-      <w:r>
-        <w:t xml:space="preserve"> </w:t>
-      </w:r>
-      <w:r>
-        <w:t xml:space="preserve">마리솔: 왜 혈관이에요? 왜 더 쉬운 걸 안 했어요?</w:t>
-      </w:r>
-    </w:p>
-    <w:p>
-      <w:pPr>
-        <w:numPr>
-          <w:ilvl w:val="0"/>
-          <w:numId w:val="1002"/>
-        </w:numPr>
+    </w:p>
+    <w:p>
+      <w:pPr>
+        <w:pStyle w:val="BodyText"/>
       </w:pPr>
       <w:r>
         <w:t xml:space="preserve">MAYA: My mother was an injector nurse in San Antonio for fifteen years. One afternoon, a patient’s skin went white, then purple, and my mother didn’t see the vessel in time. The patient recovered. My mother never injected again. I was nineteen. I started drawing vessels that night.</w:t>
       </w:r>
-      <w:r>
-        <w:t xml:space="preserve"> </w:t>
-      </w:r>
-      <w:r>
-        <w:t xml:space="preserve">마야: 엄마가 샌안토니오에서 15년간 시술 간호사였어요. 어느 오후, 한 환자의 피부가 하얘지더니 보랏빛이 됐고, 엄마는 혈관을 제때 보지 못했어요. 환자는 회복했어요. 엄마는 다시는 주사하지 않았어요. 전 열아홉이었어요. 그날 밤 혈관을 그리기 시작했어요.</w:t>
-      </w:r>
-    </w:p>
-    <w:p>
-      <w:pPr>
-        <w:numPr>
-          <w:ilvl w:val="0"/>
-          <w:numId w:val="1002"/>
-        </w:numPr>
+    </w:p>
+    <w:p>
+      <w:pPr>
+        <w:pStyle w:val="BodyText"/>
       </w:pPr>
       <w:r>
         <w:t xml:space="preserve">NOAH: Drawing on what?</w:t>
       </w:r>
-      <w:r>
-        <w:t xml:space="preserve"> </w:t>
-      </w:r>
-      <w:r>
-        <w:t xml:space="preserve">노아: 뭐에다 그렸어요?</w:t>
-      </w:r>
-    </w:p>
-    <w:p>
-      <w:pPr>
-        <w:numPr>
-          <w:ilvl w:val="0"/>
-          <w:numId w:val="1002"/>
-        </w:numPr>
+    </w:p>
+    <w:p>
+      <w:pPr>
+        <w:pStyle w:val="BodyText"/>
       </w:pPr>
       <w:r>
         <w:t xml:space="preserve">MAYA: Anything. Like this. Can I borrow your napkin?</w:t>
       </w:r>
-      <w:r>
-        <w:t xml:space="preserve"> </w:t>
-      </w:r>
-      <w:r>
-        <w:t xml:space="preserve">마야: 아무 데나. 이렇게요. 냅킨 좀 빌려도 될까요?</w:t>
-      </w:r>
-    </w:p>
-    <w:p>
-      <w:pPr>
-        <w:numPr>
-          <w:ilvl w:val="0"/>
-          <w:numId w:val="1002"/>
-        </w:numPr>
+    </w:p>
+    <w:p>
+      <w:pPr>
+        <w:pStyle w:val="BodyText"/>
       </w:pPr>
       <w:r>
         <w:t xml:space="preserve">NOAH: Of course you can.</w:t>
       </w:r>
-      <w:r>
-        <w:t xml:space="preserve"> </w:t>
-      </w:r>
-      <w:r>
-        <w:t xml:space="preserve">노아: 물론이죠.</w:t>
-      </w:r>
-    </w:p>
-    <w:p>
-      <w:pPr>
-        <w:numPr>
-          <w:ilvl w:val="0"/>
-          <w:numId w:val="1002"/>
-        </w:numPr>
+    </w:p>
+    <w:p>
+      <w:pPr>
+        <w:pStyle w:val="BodyText"/>
       </w:pPr>
       <w:r>
         <w:t xml:space="preserve">MAYA: A face. The angular artery runs here, beside the nose. This is the danger zone. And here, the forehead, where a small mistake can travel to the eye. This is the map my mother didn’t have.</w:t>
       </w:r>
-      <w:r>
-        <w:t xml:space="preserve"> </w:t>
-      </w:r>
-      <w:r>
-        <w:t xml:space="preserve">마야: 얼굴. 안각 동맥이 여기, 코 옆으로 지나가요. 여기가 위험 구역. 그리고 여기, 이마. 작은 실수가 눈까지 갈 수 있는 곳이에요. 이게 엄마한테 없었던 지도예요.</w:t>
-      </w:r>
-    </w:p>
-    <w:p>
-      <w:pPr>
-        <w:numPr>
-          <w:ilvl w:val="0"/>
-          <w:numId w:val="1002"/>
-        </w:numPr>
+    </w:p>
+    <w:p>
+      <w:pPr>
+        <w:pStyle w:val="BodyText"/>
       </w:pPr>
       <w:r>
         <w:t xml:space="preserve">MARISOL: Noah, she just drew a company on a napkin.</w:t>
       </w:r>
-      <w:r>
-        <w:t xml:space="preserve"> </w:t>
-      </w:r>
-      <w:r>
-        <w:t xml:space="preserve">마리솔: 노아, 방금 냅킨에 회사를 그렸네요.</w:t>
-      </w:r>
-    </w:p>
-    <w:p>
-      <w:pPr>
-        <w:numPr>
-          <w:ilvl w:val="0"/>
-          <w:numId w:val="1002"/>
-        </w:numPr>
+    </w:p>
+    <w:p>
+      <w:pPr>
+        <w:pStyle w:val="BodyText"/>
       </w:pPr>
       <w:r>
         <w:t xml:space="preserve">NOAH: I noticed. Maya, may I keep this?</w:t>
       </w:r>
-      <w:r>
-        <w:t xml:space="preserve"> </w:t>
-      </w:r>
-      <w:r>
-        <w:t xml:space="preserve">노아: 봤어요. 마야, 이거 내가 가져도 될까요?</w:t>
-      </w:r>
-    </w:p>
-    <w:p>
-      <w:pPr>
-        <w:numPr>
-          <w:ilvl w:val="0"/>
-          <w:numId w:val="1002"/>
-        </w:numPr>
+    </w:p>
+    <w:p>
+      <w:pPr>
+        <w:pStyle w:val="BodyText"/>
       </w:pPr>
       <w:r>
         <w:t xml:space="preserve">MAYA: It’s a napkin.</w:t>
       </w:r>
-      <w:r>
-        <w:t xml:space="preserve"> </w:t>
-      </w:r>
-      <w:r>
-        <w:t xml:space="preserve">마야: 그냥 냅킨인데요.</w:t>
-      </w:r>
-    </w:p>
-    <w:p>
-      <w:pPr>
-        <w:numPr>
-          <w:ilvl w:val="0"/>
-          <w:numId w:val="1002"/>
-        </w:numPr>
+    </w:p>
+    <w:p>
+      <w:pPr>
+        <w:pStyle w:val="BodyText"/>
       </w:pPr>
       <w:r>
         <w:t xml:space="preserve">NOAH: So was mine.</w:t>
       </w:r>
-      <w:r>
-        <w:t xml:space="preserve"> </w:t>
-      </w:r>
-      <w:r>
-        <w:t xml:space="preserve">노아: 내 것도 그랬어요.</w:t>
-      </w:r>
-    </w:p>
-    <w:p>
-      <w:pPr>
-        <w:numPr>
-          <w:ilvl w:val="0"/>
-          <w:numId w:val="1002"/>
-        </w:numPr>
+    </w:p>
+    <w:p>
+      <w:pPr>
+        <w:pStyle w:val="BodyText"/>
       </w:pPr>
       <w:r>
         <w:t xml:space="preserve">MAYA: …Okay. Keep it.</w:t>
       </w:r>
-      <w:r>
-        <w:t xml:space="preserve"> </w:t>
-      </w:r>
-      <w:r>
-        <w:t xml:space="preserve">마야: …알겠어요. 가지세요.</w:t>
-      </w:r>
-    </w:p>
-    <w:p>
-      <w:pPr>
-        <w:numPr>
-          <w:ilvl w:val="0"/>
-          <w:numId w:val="1002"/>
-        </w:numPr>
+    </w:p>
+    <w:p>
+      <w:pPr>
+        <w:pStyle w:val="BodyText"/>
       </w:pPr>
       <w:r>
         <w:t xml:space="preserve">NOAH: Now let me ask the only question that matters. Maya, what do you need?</w:t>
       </w:r>
-      <w:r>
-        <w:t xml:space="preserve"> </w:t>
-      </w:r>
-      <w:r>
-        <w:t xml:space="preserve">노아: 이제 중요한 단 하나의 질문을 할게요. 마야, 당신에게 필요한 게 뭐예요?</w:t>
-      </w:r>
-    </w:p>
-    <w:p>
-      <w:pPr>
-        <w:numPr>
-          <w:ilvl w:val="0"/>
-          <w:numId w:val="1002"/>
-        </w:numPr>
+    </w:p>
+    <w:p>
+      <w:pPr>
+        <w:pStyle w:val="BodyText"/>
       </w:pPr>
       <w:r>
         <w:t xml:space="preserve">MAYA: Money. Obviously.</w:t>
       </w:r>
-      <w:r>
-        <w:t xml:space="preserve"> </w:t>
-      </w:r>
-      <w:r>
-        <w:t xml:space="preserve">마야: 돈이요. 당연히.</w:t>
-      </w:r>
-    </w:p>
-    <w:p>
-      <w:pPr>
-        <w:numPr>
-          <w:ilvl w:val="0"/>
-          <w:numId w:val="1002"/>
-        </w:numPr>
+    </w:p>
+    <w:p>
+      <w:pPr>
+        <w:pStyle w:val="BodyText"/>
       </w:pPr>
       <w:r>
         <w:t xml:space="preserve">NOAH: That’s what you want. I asked what you need.</w:t>
       </w:r>
-      <w:r>
-        <w:t xml:space="preserve"> </w:t>
-      </w:r>
-      <w:r>
-        <w:t xml:space="preserve">노아: 그건 원하는 거죠. 난 필요한 걸 물었어요.</w:t>
-      </w:r>
-    </w:p>
-    <w:p>
-      <w:pPr>
-        <w:numPr>
-          <w:ilvl w:val="0"/>
-          <w:numId w:val="1002"/>
-        </w:numPr>
+    </w:p>
+    <w:p>
+      <w:pPr>
+        <w:pStyle w:val="BodyText"/>
       </w:pPr>
       <w:r>
         <w:t xml:space="preserve">MAYA: …Nobody has asked me that. Every investor asks about my valuation, my market size, my exit. Honestly? I need three things. A regulatory path, because software that guides a needle is a medical device. Clinical data, because nobody trusts a map without proof. And I need it to stay open to every injector, not just yours.</w:t>
       </w:r>
-      <w:r>
-        <w:t xml:space="preserve"> </w:t>
-      </w:r>
-      <w:r>
-        <w:t xml:space="preserve">마야: …아무도 그걸 물은 적이 없어요. 투자자들은 다 기업가치, 시장 규모, 엑시트를 물어요. 솔직히요? 세 가지가 필요해요. 규제 경로. 바늘을 안내하는 소프트웨어는 의료기기니까요. 임상 데이터. 증거 없는 지도는 아무도 믿지 않으니까요. 그리고 당신들 시술자만이 아니라 모든 시술자에게 열려 있어야 해요.</w:t>
-      </w:r>
-    </w:p>
-    <w:p>
-      <w:pPr>
-        <w:numPr>
-          <w:ilvl w:val="0"/>
-          <w:numId w:val="1002"/>
-        </w:numPr>
+    </w:p>
+    <w:p>
+      <w:pPr>
+        <w:pStyle w:val="BodyText"/>
       </w:pPr>
       <w:r>
         <w:t xml:space="preserve">MARISOL: Every injector. Including Halvern’s.</w:t>
       </w:r>
-      <w:r>
-        <w:t xml:space="preserve"> </w:t>
-      </w:r>
-      <w:r>
-        <w:t xml:space="preserve">마리솔: 모든 시술자. 할번 시술자도 포함해서.</w:t>
-      </w:r>
-    </w:p>
-    <w:p>
-      <w:pPr>
-        <w:numPr>
-          <w:ilvl w:val="0"/>
-          <w:numId w:val="1002"/>
-        </w:numPr>
+    </w:p>
+    <w:p>
+      <w:pPr>
+        <w:pStyle w:val="BodyText"/>
       </w:pPr>
       <w:r>
         <w:t xml:space="preserve">MAYA: Including Halvern’s. A blocked vessel doesn’t care which brand caused it.</w:t>
       </w:r>
-      <w:r>
-        <w:t xml:space="preserve"> </w:t>
-      </w:r>
-      <w:r>
-        <w:t xml:space="preserve">마야: 할번 것도 포함해서요. 막힌 혈관은 어느 브랜드가 막았는지 신경 쓰지 않아요.</w:t>
-      </w:r>
-    </w:p>
-    <w:p>
-      <w:pPr>
-        <w:numPr>
-          <w:ilvl w:val="0"/>
-          <w:numId w:val="1002"/>
-        </w:numPr>
+    </w:p>
+    <w:p>
+      <w:pPr>
+        <w:pStyle w:val="BodyText"/>
       </w:pPr>
       <w:r>
         <w:t xml:space="preserve">NOAH: Where have I heard that before?</w:t>
       </w:r>
-      <w:r>
-        <w:t xml:space="preserve"> </w:t>
-      </w:r>
-      <w:r>
-        <w:t xml:space="preserve">노아: 그 말 어디서 들어 봤더라?</w:t>
-      </w:r>
-    </w:p>
-    <w:p>
-      <w:pPr>
-        <w:numPr>
-          <w:ilvl w:val="0"/>
-          <w:numId w:val="1002"/>
-        </w:numPr>
+    </w:p>
+    <w:p>
+      <w:pPr>
+        <w:pStyle w:val="BodyText"/>
       </w:pPr>
       <w:r>
         <w:t xml:space="preserve">MARISOL: From Elena. About a hundred times.</w:t>
       </w:r>
-      <w:r>
-        <w:t xml:space="preserve"> </w:t>
-      </w:r>
-      <w:r>
-        <w:t xml:space="preserve">마리솔: 엘레나한테서요. 한 백 번쯤.</w:t>
-      </w:r>
-    </w:p>
-    <w:p>
-      <w:pPr>
-        <w:numPr>
-          <w:ilvl w:val="0"/>
-          <w:numId w:val="1002"/>
-        </w:numPr>
+    </w:p>
+    <w:p>
+      <w:pPr>
+        <w:pStyle w:val="BodyText"/>
       </w:pPr>
       <w:r>
         <w:t xml:space="preserve">NOAH: Maya, years ago, someone offered to buy my company over dinner. A very big number. He told me what I’d get, what I’d sign, and when I’d leave. He never asked what I needed. I said no, and the main reason was that he never asked.</w:t>
       </w:r>
-      <w:r>
-        <w:t xml:space="preserve"> </w:t>
-      </w:r>
-      <w:r>
-        <w:t xml:space="preserve">노아: 마야, 몇 년 전 누가 저녁 자리에서 내 회사를 사겠다고 했어요. 아주 큰 숫자로. 내가 뭘 받고, 뭘 서명하고, 언제 떠날지 말했죠. 내게 뭐가 필요한지는 한 번도 묻지 않았어요. 거절했고, 가장 큰 이유는 그가 한 번도 묻지 않았다는 거였어요.</w:t>
-      </w:r>
-    </w:p>
-    <w:p>
-      <w:pPr>
-        <w:numPr>
-          <w:ilvl w:val="0"/>
-          <w:numId w:val="1002"/>
-        </w:numPr>
+    </w:p>
+    <w:p>
+      <w:pPr>
+        <w:pStyle w:val="BodyText"/>
       </w:pPr>
       <w:r>
         <w:t xml:space="preserve">MAYA: Is that why you’re asking me?</w:t>
       </w:r>
-      <w:r>
-        <w:t xml:space="preserve"> </w:t>
-      </w:r>
-      <w:r>
-        <w:t xml:space="preserve">마야: 그래서 저한테 묻는 거예요?</w:t>
-      </w:r>
-    </w:p>
-    <w:p>
-      <w:pPr>
-        <w:numPr>
-          <w:ilvl w:val="0"/>
-          <w:numId w:val="1002"/>
-        </w:numPr>
+    </w:p>
+    <w:p>
+      <w:pPr>
+        <w:pStyle w:val="BodyText"/>
       </w:pPr>
       <w:r>
         <w:t xml:space="preserve">NOAH: That, and because I actually want to know.</w:t>
       </w:r>
-      <w:r>
-        <w:t xml:space="preserve"> </w:t>
-      </w:r>
-      <w:r>
-        <w:t xml:space="preserve">노아: 그것도 있고, 진짜 알고 싶어서요.</w:t>
-      </w:r>
-    </w:p>
-    <w:p>
-      <w:pPr>
-        <w:numPr>
-          <w:ilvl w:val="0"/>
-          <w:numId w:val="1002"/>
-        </w:numPr>
+    </w:p>
+    <w:p>
+      <w:pPr>
+        <w:pStyle w:val="BodyText"/>
       </w:pPr>
       <w:r>
         <w:t xml:space="preserve">MAYA: Then here’s one more need. My team. Seven people who believed me before anyone else did.</w:t>
       </w:r>
-      <w:r>
-        <w:t xml:space="preserve"> </w:t>
-      </w:r>
-      <w:r>
-        <w:t xml:space="preserve">마야: 그럼 필요한 거 하나 더. 우리 팀. 누구보다 먼저 저를 믿어 준 일곱 명.</w:t>
-      </w:r>
-    </w:p>
-    <w:p>
-      <w:pPr>
-        <w:numPr>
-          <w:ilvl w:val="0"/>
-          <w:numId w:val="1002"/>
-        </w:numPr>
+    </w:p>
+    <w:p>
+      <w:pPr>
+        <w:pStyle w:val="BodyText"/>
       </w:pPr>
       <w:r>
         <w:t xml:space="preserve">NOAH: They come with you. All seven. That’s not negotiable for me either.</w:t>
       </w:r>
-      <w:r>
-        <w:t xml:space="preserve"> </w:t>
-      </w:r>
-      <w:r>
-        <w:t xml:space="preserve">노아: 다 같이 와요. 일곱 명 전부. 그건 나한테도 협상 대상이 아니에요.</w:t>
-      </w:r>
-    </w:p>
-    <w:p>
-      <w:pPr>
-        <w:numPr>
-          <w:ilvl w:val="0"/>
-          <w:numId w:val="1002"/>
-        </w:numPr>
+    </w:p>
+    <w:p>
+      <w:pPr>
+        <w:pStyle w:val="BodyText"/>
       </w:pPr>
       <w:r>
         <w:t xml:space="preserve">MAYA: You’re not supposed to agree so fast. You’re the buyer.</w:t>
       </w:r>
-      <w:r>
-        <w:t xml:space="preserve"> </w:t>
-      </w:r>
-      <w:r>
-        <w:t xml:space="preserve">마야: 그렇게 빨리 동의하면 안 되잖아요. 사는 쪽인데.</w:t>
-      </w:r>
-    </w:p>
-    <w:p>
-      <w:pPr>
-        <w:numPr>
-          <w:ilvl w:val="0"/>
-          <w:numId w:val="1002"/>
-        </w:numPr>
+    </w:p>
+    <w:p>
+      <w:pPr>
+        <w:pStyle w:val="BodyText"/>
       </w:pPr>
       <w:r>
         <w:t xml:space="preserve">NOAH: Then let me be slow about the price. Thursday? At our office. Bring your engineer and your numbers.</w:t>
       </w:r>
-      <w:r>
-        <w:t xml:space="preserve"> </w:t>
-      </w:r>
-      <w:r>
-        <w:t xml:space="preserve">노아: 그럼 가격은 천천히 할게요. 목요일? 우리 사무실에서. 엔지니어와 숫자를 가져와요.</w:t>
-      </w:r>
-    </w:p>
-    <w:p>
-      <w:pPr>
-        <w:numPr>
-          <w:ilvl w:val="0"/>
-          <w:numId w:val="1002"/>
-        </w:numPr>
+    </w:p>
+    <w:p>
+      <w:pPr>
+        <w:pStyle w:val="BodyText"/>
       </w:pPr>
       <w:r>
         <w:t xml:space="preserve">MAYA: Thursday. Theo will come. He’s the one who makes my drawings real.</w:t>
       </w:r>
-      <w:r>
-        <w:t xml:space="preserve"> </w:t>
-      </w:r>
-      <w:r>
-        <w:t xml:space="preserve">마야: 목요일. 테오가 올 거예요. 제 그림을 현실로 만드는 사람이에요.</w:t>
-      </w:r>
-    </w:p>
-    <w:p>
-      <w:pPr>
-        <w:numPr>
-          <w:ilvl w:val="0"/>
-          <w:numId w:val="1002"/>
-        </w:numPr>
+    </w:p>
+    <w:p>
+      <w:pPr>
+        <w:pStyle w:val="BodyText"/>
       </w:pPr>
       <w:r>
         <w:t xml:space="preserve">MARISOL: And Maya? Bring your validation data. All of it.</w:t>
-      </w:r>
-      <w:r>
-        <w:t xml:space="preserve"> </w:t>
-      </w:r>
-      <w:r>
-        <w:t xml:space="preserve">마리솔: 그리고 마야? 검증 데이터 가져와요. 전부.</w:t>
       </w:r>
     </w:p>
     <w:bookmarkEnd w:id="22"/>
@@ -1309,512 +859,242 @@
     </w:p>
     <w:p>
       <w:pPr>
-        <w:numPr>
-          <w:ilvl w:val="0"/>
-          <w:numId w:val="1003"/>
-        </w:numPr>
+        <w:pStyle w:val="FirstParagraph"/>
       </w:pPr>
       <w:r>
         <w:t xml:space="preserve">PAUL: Thank you both for coming. Let’s start with structure, then price. Diane will keep us honest.</w:t>
       </w:r>
-      <w:r>
-        <w:t xml:space="preserve"> </w:t>
-      </w:r>
-      <w:r>
-        <w:t xml:space="preserve">폴: 두 분 와 주셔서 고마워요. 구조부터, 그다음 가격. 다이앤이 우리를 정직하게 지켜 줄 거예요.</w:t>
-      </w:r>
-    </w:p>
-    <w:p>
-      <w:pPr>
-        <w:numPr>
-          <w:ilvl w:val="0"/>
-          <w:numId w:val="1003"/>
-        </w:numPr>
+    </w:p>
+    <w:p>
+      <w:pPr>
+        <w:pStyle w:val="BodyText"/>
       </w:pPr>
       <w:r>
         <w:t xml:space="preserve">DIANE: That’s my job description. Literally.</w:t>
       </w:r>
-      <w:r>
-        <w:t xml:space="preserve"> </w:t>
-      </w:r>
-      <w:r>
-        <w:t xml:space="preserve">다이앤: 그게 내 직무 기술서예요. 말 그대로.</w:t>
-      </w:r>
-    </w:p>
-    <w:p>
-      <w:pPr>
-        <w:numPr>
-          <w:ilvl w:val="0"/>
-          <w:numId w:val="1003"/>
-        </w:numPr>
+    </w:p>
+    <w:p>
+      <w:pPr>
+        <w:pStyle w:val="BodyText"/>
       </w:pPr>
       <w:r>
         <w:t xml:space="preserve">THEO: I’m Theo. Lead engineer. I don’t talk much in meetings. I’ll talk if you get the science wrong.</w:t>
       </w:r>
-      <w:r>
-        <w:t xml:space="preserve"> </w:t>
-      </w:r>
-      <w:r>
-        <w:t xml:space="preserve">테오: 테오입니다. 수석 엔지니어. 회의에선 말을 잘 안 해요. 과학을 틀리면 말할게요.</w:t>
-      </w:r>
-    </w:p>
-    <w:p>
-      <w:pPr>
-        <w:numPr>
-          <w:ilvl w:val="0"/>
-          <w:numId w:val="1003"/>
-        </w:numPr>
+    </w:p>
+    <w:p>
+      <w:pPr>
+        <w:pStyle w:val="BodyText"/>
       </w:pPr>
       <w:r>
         <w:t xml:space="preserve">PRIYA: Then we’ll get along. I’m the same.</w:t>
       </w:r>
-      <w:r>
-        <w:t xml:space="preserve"> </w:t>
-      </w:r>
-      <w:r>
-        <w:t xml:space="preserve">프리야: 그럼 잘 맞겠네요. 나도 그래요.</w:t>
-      </w:r>
-    </w:p>
-    <w:p>
-      <w:pPr>
-        <w:numPr>
-          <w:ilvl w:val="0"/>
-          <w:numId w:val="1003"/>
-        </w:numPr>
+    </w:p>
+    <w:p>
+      <w:pPr>
+        <w:pStyle w:val="BodyText"/>
       </w:pPr>
       <w:r>
         <w:t xml:space="preserve">PAUL: Our proposal. Full acquisition. Your team joins Veyra. Contour becomes available only to Veyra-certified injectors.</w:t>
       </w:r>
-      <w:r>
-        <w:t xml:space="preserve"> </w:t>
-      </w:r>
-      <w:r>
-        <w:t xml:space="preserve">폴: 우리 제안. 전부 인수. 팀은 베이라에 합류. 컨투어는 베이라 인증 시술자만 쓸 수 있게 돼요.</w:t>
-      </w:r>
-    </w:p>
-    <w:p>
-      <w:pPr>
-        <w:numPr>
-          <w:ilvl w:val="0"/>
-          <w:numId w:val="1003"/>
-        </w:numPr>
+    </w:p>
+    <w:p>
+      <w:pPr>
+        <w:pStyle w:val="BodyText"/>
       </w:pPr>
       <w:r>
         <w:t xml:space="preserve">MAYA: Only Veyra-certified. That’s the part I can’t accept.</w:t>
       </w:r>
-      <w:r>
-        <w:t xml:space="preserve"> </w:t>
-      </w:r>
-      <w:r>
-        <w:t xml:space="preserve">마야: 베이라 인증자만. 그건 받아들일 수 없는 부분이에요.</w:t>
-      </w:r>
-    </w:p>
-    <w:p>
-      <w:pPr>
-        <w:numPr>
-          <w:ilvl w:val="0"/>
-          <w:numId w:val="1003"/>
-        </w:numPr>
+    </w:p>
+    <w:p>
+      <w:pPr>
+        <w:pStyle w:val="BodyText"/>
       </w:pPr>
       <w:r>
         <w:t xml:space="preserve">PAUL: Exclusivity is where the value is. Otherwise we’re funding a tool for our competitors.</w:t>
       </w:r>
-      <w:r>
-        <w:t xml:space="preserve"> </w:t>
-      </w:r>
-      <w:r>
-        <w:t xml:space="preserve">폴: 독점에 가치가 있어요. 아니면 경쟁사를 위한 도구에 돈을 대는 거죠.</w:t>
-      </w:r>
-    </w:p>
-    <w:p>
-      <w:pPr>
-        <w:numPr>
-          <w:ilvl w:val="0"/>
-          <w:numId w:val="1003"/>
-        </w:numPr>
+    </w:p>
+    <w:p>
+      <w:pPr>
+        <w:pStyle w:val="BodyText"/>
       </w:pPr>
       <w:r>
         <w:t xml:space="preserve">ELENA: Paul, may I? For years we’ve taught our rescue protocol to any injector who asked, whatever filler they used. Halvern’s injectors sit in our courses. It’s why doctors trust us. Rescue protocols aren’t exclusive, and a vessel map is a rescue protocol that arrives before the emergency.</w:t>
       </w:r>
-      <w:r>
-        <w:t xml:space="preserve"> </w:t>
-      </w:r>
-      <w:r>
-        <w:t xml:space="preserve">엘레나: 폴, 내가 말해도 될까요? 우린 몇 년 동안 어떤 필러를 쓰든 요청하는 시술자 누구에게나 응급 프로토콜을 가르쳐 왔어요. 할번 시술자들도 우리 과정에 앉아 있어요. 그래서 의사들이 우릴 신뢰하죠. 응급 프로토콜은 독점이 아니고, 혈관 지도는 응급 상황보다 먼저 도착하는 응급 프로토콜이에요.</w:t>
-      </w:r>
-    </w:p>
-    <w:p>
-      <w:pPr>
-        <w:numPr>
-          <w:ilvl w:val="0"/>
-          <w:numId w:val="1003"/>
-        </w:numPr>
+    </w:p>
+    <w:p>
+      <w:pPr>
+        <w:pStyle w:val="BodyText"/>
       </w:pPr>
       <w:r>
         <w:t xml:space="preserve">PAUL: Then how do we earn back the money?</w:t>
       </w:r>
-      <w:r>
-        <w:t xml:space="preserve"> </w:t>
-      </w:r>
-      <w:r>
-        <w:t xml:space="preserve">폴: 그럼 돈은 어떻게 회수해요?</w:t>
-      </w:r>
-    </w:p>
-    <w:p>
-      <w:pPr>
-        <w:numPr>
-          <w:ilvl w:val="0"/>
-          <w:numId w:val="1003"/>
-        </w:numPr>
+    </w:p>
+    <w:p>
+      <w:pPr>
+        <w:pStyle w:val="BodyText"/>
       </w:pPr>
       <w:r>
         <w:t xml:space="preserve">THEO: Licensing. Clinics pay per device, per month. Whatever filler they use.</w:t>
       </w:r>
-      <w:r>
-        <w:t xml:space="preserve"> </w:t>
-      </w:r>
-      <w:r>
-        <w:t xml:space="preserve">테오: 라이선스. 클리닉이 기기당, 월 단위로 내요. 어떤 필러를 쓰든.</w:t>
-      </w:r>
-    </w:p>
-    <w:p>
-      <w:pPr>
-        <w:numPr>
-          <w:ilvl w:val="0"/>
-          <w:numId w:val="1003"/>
-        </w:numPr>
+    </w:p>
+    <w:p>
+      <w:pPr>
+        <w:pStyle w:val="BodyText"/>
       </w:pPr>
       <w:r>
         <w:t xml:space="preserve">PRIYA: And every scan improves the map. More faces, more data, a better product. Including for our own injectors.</w:t>
       </w:r>
-      <w:r>
-        <w:t xml:space="preserve"> </w:t>
-      </w:r>
-      <w:r>
-        <w:t xml:space="preserve">프리야: 그리고 스캔할 때마다 지도가 나아져요. 얼굴이 많을수록, 데이터가 많을수록, 더 좋은 제품. 우리 시술자들한테도.</w:t>
-      </w:r>
-    </w:p>
-    <w:p>
-      <w:pPr>
-        <w:numPr>
-          <w:ilvl w:val="0"/>
-          <w:numId w:val="1003"/>
-        </w:numPr>
+    </w:p>
+    <w:p>
+      <w:pPr>
+        <w:pStyle w:val="BodyText"/>
       </w:pPr>
       <w:r>
         <w:t xml:space="preserve">PAUL: …So the competitors pay us to make our product better.</w:t>
       </w:r>
-      <w:r>
-        <w:t xml:space="preserve"> </w:t>
-      </w:r>
-      <w:r>
-        <w:t xml:space="preserve">폴: …그러니까 경쟁사가 우리 제품을 더 좋게 만들라고 우리한테 돈을 내는 거네요.</w:t>
-      </w:r>
-    </w:p>
-    <w:p>
-      <w:pPr>
-        <w:numPr>
-          <w:ilvl w:val="0"/>
-          <w:numId w:val="1003"/>
-        </w:numPr>
+    </w:p>
+    <w:p>
+      <w:pPr>
+        <w:pStyle w:val="BodyText"/>
       </w:pPr>
       <w:r>
         <w:t xml:space="preserve">MAYA: When you put it like that, it sounds like your idea.</w:t>
       </w:r>
-      <w:r>
-        <w:t xml:space="preserve"> </w:t>
-      </w:r>
-      <w:r>
-        <w:t xml:space="preserve">마야: 그렇게 말하니까 당신 아이디어처럼 들리네요.</w:t>
-      </w:r>
-    </w:p>
-    <w:p>
-      <w:pPr>
-        <w:numPr>
-          <w:ilvl w:val="0"/>
-          <w:numId w:val="1003"/>
-        </w:numPr>
+    </w:p>
+    <w:p>
+      <w:pPr>
+        <w:pStyle w:val="BodyText"/>
       </w:pPr>
       <w:r>
         <w:t xml:space="preserve">PAUL: That’s how CFOs agree. Fine. Brand-neutral. With licensing.</w:t>
       </w:r>
-      <w:r>
-        <w:t xml:space="preserve"> </w:t>
-      </w:r>
-      <w:r>
-        <w:t xml:space="preserve">폴: CFO는 그렇게 동의해요. 좋아요. 브랜드 중립. 라이선스와 함께.</w:t>
-      </w:r>
-    </w:p>
-    <w:p>
-      <w:pPr>
-        <w:numPr>
-          <w:ilvl w:val="0"/>
-          <w:numId w:val="1003"/>
-        </w:numPr>
+    </w:p>
+    <w:p>
+      <w:pPr>
+        <w:pStyle w:val="BodyText"/>
       </w:pPr>
       <w:r>
         <w:t xml:space="preserve">NOAH: And the Contour name stays. On the product and on the door.</w:t>
       </w:r>
-      <w:r>
-        <w:t xml:space="preserve"> </w:t>
-      </w:r>
-      <w:r>
-        <w:t xml:space="preserve">노아: 그리고 컨투어라는 이름은 유지해요. 제품에도, 문에도.</w:t>
-      </w:r>
-    </w:p>
-    <w:p>
-      <w:pPr>
-        <w:numPr>
-          <w:ilvl w:val="0"/>
-          <w:numId w:val="1003"/>
-        </w:numPr>
+    </w:p>
+    <w:p>
+      <w:pPr>
+        <w:pStyle w:val="BodyText"/>
       </w:pPr>
       <w:r>
         <w:t xml:space="preserve">MAYA: Thank you. Now the hard part. Price.</w:t>
       </w:r>
-      <w:r>
-        <w:t xml:space="preserve"> </w:t>
-      </w:r>
-      <w:r>
-        <w:t xml:space="preserve">마야: 고마워요. 이제 어려운 부분. 가격.</w:t>
-      </w:r>
-    </w:p>
-    <w:p>
-      <w:pPr>
-        <w:numPr>
-          <w:ilvl w:val="0"/>
-          <w:numId w:val="1003"/>
-        </w:numPr>
+    </w:p>
+    <w:p>
+      <w:pPr>
+        <w:pStyle w:val="BodyText"/>
       </w:pPr>
       <w:r>
         <w:t xml:space="preserve">PAUL: Your seed round valued you at fifteen million. We’d offer eighteen.</w:t>
       </w:r>
-      <w:r>
-        <w:t xml:space="preserve"> </w:t>
-      </w:r>
-      <w:r>
-        <w:t xml:space="preserve">폴: 시드 라운드에서 1,500만으로 평가받았죠. 1,800만을 제안해요.</w:t>
-      </w:r>
-    </w:p>
-    <w:p>
-      <w:pPr>
-        <w:numPr>
-          <w:ilvl w:val="0"/>
-          <w:numId w:val="1003"/>
-        </w:numPr>
+    </w:p>
+    <w:p>
+      <w:pPr>
+        <w:pStyle w:val="BodyText"/>
       </w:pPr>
       <w:r>
         <w:t xml:space="preserve">MAYA: Our next round would have valued us at forty-five. If I had time to raise it.</w:t>
       </w:r>
-      <w:r>
-        <w:t xml:space="preserve"> </w:t>
-      </w:r>
-      <w:r>
-        <w:t xml:space="preserve">마야: 다음 라운드였다면 4,500만이었을 거예요. 투자 유치할 시간이 있었다면.</w:t>
-      </w:r>
-    </w:p>
-    <w:p>
-      <w:pPr>
-        <w:numPr>
-          <w:ilvl w:val="0"/>
-          <w:numId w:val="1003"/>
-        </w:numPr>
+    </w:p>
+    <w:p>
+      <w:pPr>
+        <w:pStyle w:val="BodyText"/>
       </w:pPr>
       <w:r>
         <w:t xml:space="preserve">PAUL: But you don’t have time. Four months.</w:t>
       </w:r>
-      <w:r>
-        <w:t xml:space="preserve"> </w:t>
-      </w:r>
-      <w:r>
-        <w:t xml:space="preserve">폴: 하지만 시간이 없잖아요. 4개월.</w:t>
-      </w:r>
-    </w:p>
-    <w:p>
-      <w:pPr>
-        <w:numPr>
-          <w:ilvl w:val="0"/>
-          <w:numId w:val="1003"/>
-        </w:numPr>
+    </w:p>
+    <w:p>
+      <w:pPr>
+        <w:pStyle w:val="BodyText"/>
       </w:pPr>
       <w:r>
         <w:t xml:space="preserve">NOAH: Paul. She told us that herself, before we asked. We don’t use it against her.</w:t>
       </w:r>
-      <w:r>
-        <w:t xml:space="preserve"> </w:t>
-      </w:r>
-      <w:r>
-        <w:t xml:space="preserve">노아: 폴. 우리가 묻기 전에 본인이 말해 준 거예요. 그걸 그녀에게 불리하게 쓰지 않아요.</w:t>
-      </w:r>
-    </w:p>
-    <w:p>
-      <w:pPr>
-        <w:numPr>
-          <w:ilvl w:val="0"/>
-          <w:numId w:val="1003"/>
-        </w:numPr>
+    </w:p>
+    <w:p>
+      <w:pPr>
+        <w:pStyle w:val="BodyText"/>
       </w:pPr>
       <w:r>
         <w:t xml:space="preserve">PAUL: …Fair. I withdraw the point. Not the number.</w:t>
       </w:r>
-      <w:r>
-        <w:t xml:space="preserve"> </w:t>
-      </w:r>
-      <w:r>
-        <w:t xml:space="preserve">폴: …맞아요. 그 논점은 철회할게요. 숫자는 말고.</w:t>
-      </w:r>
-    </w:p>
-    <w:p>
-      <w:pPr>
-        <w:numPr>
-          <w:ilvl w:val="0"/>
-          <w:numId w:val="1003"/>
-        </w:numPr>
+    </w:p>
+    <w:p>
+      <w:pPr>
+        <w:pStyle w:val="BodyText"/>
       </w:pPr>
       <w:r>
         <w:t xml:space="preserve">DIANE: Then let’s bridge the gap with structure. An earn-out.</w:t>
       </w:r>
-      <w:r>
-        <w:t xml:space="preserve"> </w:t>
-      </w:r>
-      <w:r>
-        <w:t xml:space="preserve">다이앤: 그럼 구조로 격차를 메워요. 언아웃.</w:t>
-      </w:r>
-    </w:p>
-    <w:p>
-      <w:pPr>
-        <w:numPr>
-          <w:ilvl w:val="0"/>
-          <w:numId w:val="1003"/>
-        </w:numPr>
+    </w:p>
+    <w:p>
+      <w:pPr>
+        <w:pStyle w:val="BodyText"/>
       </w:pPr>
       <w:r>
         <w:t xml:space="preserve">MAYA: Earn-outs scare me. Every founder I know says they never get paid.</w:t>
       </w:r>
-      <w:r>
-        <w:t xml:space="preserve"> </w:t>
-      </w:r>
-      <w:r>
-        <w:t xml:space="preserve">마야: 언아웃은 무서워요. 아는 창업자마다 결국 못 받았대요.</w:t>
-      </w:r>
-    </w:p>
-    <w:p>
-      <w:pPr>
-        <w:numPr>
-          <w:ilvl w:val="0"/>
-          <w:numId w:val="1003"/>
-        </w:numPr>
+    </w:p>
+    <w:p>
+      <w:pPr>
+        <w:pStyle w:val="BodyText"/>
       </w:pPr>
       <w:r>
         <w:t xml:space="preserve">NOAH: Can I explain an earn-out from the other side? When someone offered to buy us, the earn-out was the part that made me angry, because the targets were designed so I’d fail. Ours will be two milestones you control and want anyway: FDA clearance, and ten thousand clinics using Contour. Nothing hidden in a spreadsheet.</w:t>
       </w:r>
-      <w:r>
-        <w:t xml:space="preserve"> </w:t>
-      </w:r>
-      <w:r>
-        <w:t xml:space="preserve">노아: 반대편에서 언아웃을 설명해도 될까요? 누가 우릴 사겠다고 했을 때, 날 화나게 한 게 언아웃이었어요. 목표가 내가 실패하도록 설계돼 있었거든요. 우리 건 당신이 통제할 수 있고 어차피 원하는 두 가지 이정표예요. FDA 허가, 그리고 클리닉 1만 곳의 컨투어 사용. 스프레드시트에 숨긴 건 없어요.</w:t>
-      </w:r>
-    </w:p>
-    <w:p>
-      <w:pPr>
-        <w:numPr>
-          <w:ilvl w:val="0"/>
-          <w:numId w:val="1003"/>
-        </w:numPr>
+    </w:p>
+    <w:p>
+      <w:pPr>
+        <w:pStyle w:val="BodyText"/>
       </w:pPr>
       <w:r>
         <w:t xml:space="preserve">MAYA: Milestones I’d chase anyway. That’s different.</w:t>
       </w:r>
-      <w:r>
-        <w:t xml:space="preserve"> </w:t>
-      </w:r>
-      <w:r>
-        <w:t xml:space="preserve">마야: 어차피 쫓을 이정표. 그건 다르네요.</w:t>
-      </w:r>
-    </w:p>
-    <w:p>
-      <w:pPr>
-        <w:numPr>
-          <w:ilvl w:val="0"/>
-          <w:numId w:val="1003"/>
-        </w:numPr>
+    </w:p>
+    <w:p>
+      <w:pPr>
+        <w:pStyle w:val="BodyText"/>
       </w:pPr>
       <w:r>
         <w:t xml:space="preserve">THEO: FDA clearance means a 510(k). Do you have people who’ve done software submissions?</w:t>
       </w:r>
-      <w:r>
-        <w:t xml:space="preserve"> </w:t>
-      </w:r>
-      <w:r>
-        <w:t xml:space="preserve">테오: FDA 허가는 510(k)라는 뜻이죠. 소프트웨어 신청을 해 본 사람이 있어요?</w:t>
-      </w:r>
-    </w:p>
-    <w:p>
-      <w:pPr>
-        <w:numPr>
-          <w:ilvl w:val="0"/>
-          <w:numId w:val="1003"/>
-        </w:numPr>
+    </w:p>
+    <w:p>
+      <w:pPr>
+        <w:pStyle w:val="BodyText"/>
       </w:pPr>
       <w:r>
         <w:t xml:space="preserve">PRIYA: We have people who’ve done hard submissions. Software will be new. We’ll learn together.</w:t>
       </w:r>
-      <w:r>
-        <w:t xml:space="preserve"> </w:t>
-      </w:r>
-      <w:r>
-        <w:t xml:space="preserve">프리야: 어려운 신청을 해 본 사람들이 있어요. 소프트웨어는 처음이에요. 같이 배워요.</w:t>
-      </w:r>
-    </w:p>
-    <w:p>
-      <w:pPr>
-        <w:numPr>
-          <w:ilvl w:val="0"/>
-          <w:numId w:val="1003"/>
-        </w:numPr>
+    </w:p>
+    <w:p>
+      <w:pPr>
+        <w:pStyle w:val="BodyText"/>
       </w:pPr>
       <w:r>
         <w:t xml:space="preserve">THEO: That’s the most honest answer I’ve heard from an acquirer.</w:t>
       </w:r>
-      <w:r>
-        <w:t xml:space="preserve"> </w:t>
-      </w:r>
-      <w:r>
-        <w:t xml:space="preserve">테오: 인수자한테 들은 답 중 가장 솔직하네요.</w:t>
-      </w:r>
-    </w:p>
-    <w:p>
-      <w:pPr>
-        <w:numPr>
-          <w:ilvl w:val="0"/>
-          <w:numId w:val="1003"/>
-        </w:numPr>
+    </w:p>
+    <w:p>
+      <w:pPr>
+        <w:pStyle w:val="BodyText"/>
       </w:pPr>
       <w:r>
         <w:t xml:space="preserve">PAUL: Then numbers. Twenty million upfront. Ten million on the two milestones.</w:t>
       </w:r>
-      <w:r>
-        <w:t xml:space="preserve"> </w:t>
-      </w:r>
-      <w:r>
-        <w:t xml:space="preserve">폴: 그럼 숫자. 선급 2,000만. 두 이정표에 1,000만.</w:t>
-      </w:r>
-    </w:p>
-    <w:p>
-      <w:pPr>
-        <w:numPr>
-          <w:ilvl w:val="0"/>
-          <w:numId w:val="1003"/>
-        </w:numPr>
+    </w:p>
+    <w:p>
+      <w:pPr>
+        <w:pStyle w:val="BodyText"/>
       </w:pPr>
       <w:r>
         <w:t xml:space="preserve">MAYA: Twenty-five upfront. Fifteen on milestones. And a retention pool for my team.</w:t>
-      </w:r>
-      <w:r>
-        <w:t xml:space="preserve"> </w:t>
-      </w:r>
-      <w:r>
-        <w:t xml:space="preserve">마야: 선급 2,500만. 이정표에 1,500만. 그리고 우리 팀 리텐션 풀.</w:t>
       </w:r>
     </w:p>
     <w:bookmarkEnd w:id="23"/>
@@ -1829,163 +1109,79 @@
     </w:p>
     <w:p>
       <w:pPr>
-        <w:numPr>
-          <w:ilvl w:val="0"/>
-          <w:numId w:val="1004"/>
-        </w:numPr>
+        <w:pStyle w:val="FirstParagraph"/>
       </w:pPr>
       <w:r>
         <w:t xml:space="preserve">PAUL: Can I speak with Noah for five minutes?</w:t>
       </w:r>
-      <w:r>
-        <w:t xml:space="preserve"> </w:t>
-      </w:r>
-      <w:r>
-        <w:t xml:space="preserve">폴: 노아와 5분 얘기해도 될까요?</w:t>
-      </w:r>
-    </w:p>
-    <w:p>
-      <w:pPr>
-        <w:numPr>
-          <w:ilvl w:val="0"/>
-          <w:numId w:val="1004"/>
-        </w:numPr>
+    </w:p>
+    <w:p>
+      <w:pPr>
+        <w:pStyle w:val="BodyText"/>
       </w:pPr>
       <w:r>
         <w:t xml:space="preserve">MAYA: Take ten. Theo and I need to breathe.</w:t>
       </w:r>
-      <w:r>
-        <w:t xml:space="preserve"> </w:t>
-      </w:r>
-      <w:r>
-        <w:t xml:space="preserve">마야: 10분 쓰세요. 테오랑 저도 숨 좀 쉬어야 해요.</w:t>
-      </w:r>
-    </w:p>
-    <w:p>
-      <w:pPr>
-        <w:numPr>
-          <w:ilvl w:val="0"/>
-          <w:numId w:val="1004"/>
-        </w:numPr>
+    </w:p>
+    <w:p>
+      <w:pPr>
+        <w:pStyle w:val="BodyText"/>
       </w:pPr>
       <w:r>
         <w:t xml:space="preserve">PAUL: We’re mid-campaign with an activist. Pike will say we buy toys while cutting training costs.</w:t>
       </w:r>
-      <w:r>
-        <w:t xml:space="preserve"> </w:t>
-      </w:r>
-      <w:r>
-        <w:t xml:space="preserve">폴: 행동주의 캠페인 한복판이에요. 파이크는 교육비를 줄이면서 장난감을 산다고 할 거예요.</w:t>
-      </w:r>
-    </w:p>
-    <w:p>
-      <w:pPr>
-        <w:numPr>
-          <w:ilvl w:val="0"/>
-          <w:numId w:val="1004"/>
-        </w:numPr>
+    </w:p>
+    <w:p>
+      <w:pPr>
+        <w:pStyle w:val="BodyText"/>
       </w:pPr>
       <w:r>
         <w:t xml:space="preserve">NOAH: Then we explain it in his language. Contour reduces complications, which reduces training repeats, insurance costs, and rescue kits. And licensing revenue comes from competitors. It’s the most Pike-friendly thing we could buy, and it also happens to be right.</w:t>
       </w:r>
-      <w:r>
-        <w:t xml:space="preserve"> </w:t>
-      </w:r>
-      <w:r>
-        <w:t xml:space="preserve">노아: 그럼 그의 언어로 설명해요. 컨투어는 합병증을 줄이고, 그게 재교육, 보험료, 응급 키트 비용을 줄여요. 그리고 라이선스 수입은 경쟁사에서 와요. 우리가 살 수 있는 것 중 가장 파이크 친화적이고, 마침 옳기도 하죠.</w:t>
-      </w:r>
-    </w:p>
-    <w:p>
-      <w:pPr>
-        <w:numPr>
-          <w:ilvl w:val="0"/>
-          <w:numId w:val="1004"/>
-        </w:numPr>
+    </w:p>
+    <w:p>
+      <w:pPr>
+        <w:pStyle w:val="BodyText"/>
       </w:pPr>
       <w:r>
         <w:t xml:space="preserve">PAUL: You’ve been practising that.</w:t>
       </w:r>
-      <w:r>
-        <w:t xml:space="preserve"> </w:t>
-      </w:r>
-      <w:r>
-        <w:t xml:space="preserve">폴: 연습했네요.</w:t>
-      </w:r>
-    </w:p>
-    <w:p>
-      <w:pPr>
-        <w:numPr>
-          <w:ilvl w:val="0"/>
-          <w:numId w:val="1004"/>
-        </w:numPr>
+    </w:p>
+    <w:p>
+      <w:pPr>
+        <w:pStyle w:val="BodyText"/>
       </w:pPr>
       <w:r>
         <w:t xml:space="preserve">NOAH: Since the café. On a napkin.</w:t>
       </w:r>
-      <w:r>
-        <w:t xml:space="preserve"> </w:t>
-      </w:r>
-      <w:r>
-        <w:t xml:space="preserve">노아: 카페에서부터요. 냅킨에.</w:t>
-      </w:r>
-    </w:p>
-    <w:p>
-      <w:pPr>
-        <w:numPr>
-          <w:ilvl w:val="0"/>
-          <w:numId w:val="1004"/>
-        </w:numPr>
+    </w:p>
+    <w:p>
+      <w:pPr>
+        <w:pStyle w:val="BodyText"/>
       </w:pPr>
       <w:r>
         <w:t xml:space="preserve">PAUL: Twenty-two upfront. Fourteen on milestones. Four million retention over two years. That’s my ceiling.</w:t>
       </w:r>
-      <w:r>
-        <w:t xml:space="preserve"> </w:t>
-      </w:r>
-      <w:r>
-        <w:t xml:space="preserve">폴: 선급 2,200만. 이정표 1,400만. 2년간 리텐션 400만. 그게 내 상한이에요.</w:t>
-      </w:r>
-    </w:p>
-    <w:p>
-      <w:pPr>
-        <w:numPr>
-          <w:ilvl w:val="0"/>
-          <w:numId w:val="1004"/>
-        </w:numPr>
+    </w:p>
+    <w:p>
+      <w:pPr>
+        <w:pStyle w:val="BodyText"/>
       </w:pPr>
       <w:r>
         <w:t xml:space="preserve">NOAH: Then that’s our best offer. No more rounds after it.</w:t>
       </w:r>
-      <w:r>
-        <w:t xml:space="preserve"> </w:t>
-      </w:r>
-      <w:r>
-        <w:t xml:space="preserve">노아: 그럼 그게 최선의 제안이에요. 그다음 라운드는 없어요.</w:t>
-      </w:r>
-    </w:p>
-    <w:p>
-      <w:pPr>
-        <w:numPr>
-          <w:ilvl w:val="0"/>
-          <w:numId w:val="1004"/>
-        </w:numPr>
+    </w:p>
+    <w:p>
+      <w:pPr>
+        <w:pStyle w:val="BodyText"/>
       </w:pPr>
       <w:r>
         <w:t xml:space="preserve">MAYA: We’re back. Tell me.</w:t>
       </w:r>
-      <w:r>
-        <w:t xml:space="preserve"> </w:t>
-      </w:r>
-      <w:r>
-        <w:t xml:space="preserve">마야: 돌아왔어요. 말해 주세요.</w:t>
-      </w:r>
-    </w:p>
-    <w:p>
-      <w:pPr>
-        <w:numPr>
-          <w:ilvl w:val="0"/>
-          <w:numId w:val="1004"/>
-        </w:numPr>
+    </w:p>
+    <w:p>
+      <w:pPr>
+        <w:pStyle w:val="BodyText"/>
       </w:pPr>
       <w:r>
         <w:t xml:space="preserve">NOAH: Twenty-two million upfront. Fourteen million on the two milestones. Four million retention for your team over two years. Contour keeps its name and stays open to every injector. And you lead our digital division, reporting to Marisol. That’s our best and final offer, and I’m saying</w:t>
@@ -2008,281 +1204,125 @@
       <w:r>
         <w:t xml:space="preserve">because I mean it, not because I’m playing a game.</w:t>
       </w:r>
-      <w:r>
-        <w:t xml:space="preserve"> </w:t>
-      </w:r>
-      <w:r>
-        <w:t xml:space="preserve">노아: 선급 2,200만. 두 이정표에 1,400만. 2년간 팀 리텐션 400만. 컨투어는 이름을 유지하고 모든 시술자에게 열려 있어요. 그리고 당신은 마리솔에게 보고하는 디지털 부문을 이끌어요. 그게 우리의 최선이자 최종 제안이고,</w:t>
-      </w:r>
-      <w:r>
-        <w:t xml:space="preserve"> </w:t>
-      </w:r>
-      <w:r>
-        <w:t xml:space="preserve">“</w:t>
-      </w:r>
-      <w:r>
-        <w:t xml:space="preserve">최종</w:t>
-      </w:r>
-      <w:r>
-        <w:t xml:space="preserve">”</w:t>
-      </w:r>
-      <w:r>
-        <w:t xml:space="preserve">이라고 하는 건 게임이 아니라 진심이라서예요.</w:t>
-      </w:r>
-    </w:p>
-    <w:p>
-      <w:pPr>
-        <w:numPr>
-          <w:ilvl w:val="0"/>
-          <w:numId w:val="1004"/>
-        </w:numPr>
+    </w:p>
+    <w:p>
+      <w:pPr>
+        <w:pStyle w:val="BodyText"/>
       </w:pPr>
       <w:r>
         <w:t xml:space="preserve">MAYA: Forty million in total. If we hit everything.</w:t>
       </w:r>
-      <w:r>
-        <w:t xml:space="preserve"> </w:t>
-      </w:r>
-      <w:r>
-        <w:t xml:space="preserve">마야: 다 달성하면 총 4,000만.</w:t>
-      </w:r>
-    </w:p>
-    <w:p>
-      <w:pPr>
-        <w:numPr>
-          <w:ilvl w:val="0"/>
-          <w:numId w:val="1004"/>
-        </w:numPr>
+    </w:p>
+    <w:p>
+      <w:pPr>
+        <w:pStyle w:val="BodyText"/>
       </w:pPr>
       <w:r>
         <w:t xml:space="preserve">THEO: Close to her forty-five. And the team is protected.</w:t>
       </w:r>
-      <w:r>
-        <w:t xml:space="preserve"> </w:t>
-      </w:r>
-      <w:r>
-        <w:t xml:space="preserve">테오: 그녀의 4,500만에 가깝네요. 그리고 팀은 보호받고요.</w:t>
-      </w:r>
-    </w:p>
-    <w:p>
-      <w:pPr>
-        <w:numPr>
-          <w:ilvl w:val="0"/>
-          <w:numId w:val="1004"/>
-        </w:numPr>
+    </w:p>
+    <w:p>
+      <w:pPr>
+        <w:pStyle w:val="BodyText"/>
       </w:pPr>
       <w:r>
         <w:t xml:space="preserve">MAYA: Can I have one night? I want to call my mother.</w:t>
       </w:r>
-      <w:r>
-        <w:t xml:space="preserve"> </w:t>
-      </w:r>
-      <w:r>
-        <w:t xml:space="preserve">마야: 하룻밤만 주실래요? 엄마한테 전화하고 싶어요.</w:t>
-      </w:r>
-    </w:p>
-    <w:p>
-      <w:pPr>
-        <w:numPr>
-          <w:ilvl w:val="0"/>
-          <w:numId w:val="1004"/>
-        </w:numPr>
+    </w:p>
+    <w:p>
+      <w:pPr>
+        <w:pStyle w:val="BodyText"/>
       </w:pPr>
       <w:r>
         <w:t xml:space="preserve">NOAH: Take the night. I called mine before every big decision.</w:t>
       </w:r>
-      <w:r>
-        <w:t xml:space="preserve"> </w:t>
-      </w:r>
-      <w:r>
-        <w:t xml:space="preserve">노아: 하룻밤 가지세요. 나도 큰 결정마다 엄마한테 전화했어요.</w:t>
-      </w:r>
-    </w:p>
-    <w:p>
-      <w:pPr>
-        <w:numPr>
-          <w:ilvl w:val="0"/>
-          <w:numId w:val="1004"/>
-        </w:numPr>
+    </w:p>
+    <w:p>
+      <w:pPr>
+        <w:pStyle w:val="BodyText"/>
       </w:pPr>
       <w:r>
         <w:t xml:space="preserve">DIANE: Any offer is subject to board approval and full diligence. Standard, but I have to say it.</w:t>
       </w:r>
-      <w:r>
-        <w:t xml:space="preserve"> </w:t>
-      </w:r>
-      <w:r>
-        <w:t xml:space="preserve">다이앤: 모든 제안은 이사회 승인과 전면 실사가 조건이에요. 표준이지만, 말해야 해서요.</w:t>
-      </w:r>
-    </w:p>
-    <w:p>
-      <w:pPr>
-        <w:numPr>
-          <w:ilvl w:val="0"/>
-          <w:numId w:val="1004"/>
-        </w:numPr>
+    </w:p>
+    <w:p>
+      <w:pPr>
+        <w:pStyle w:val="BodyText"/>
       </w:pPr>
       <w:r>
         <w:t xml:space="preserve">ELAINE: Board here. I’ve read Paul’s summary. Approved, subject to diligence. Noah, a word of advice?</w:t>
       </w:r>
-      <w:r>
-        <w:t xml:space="preserve"> </w:t>
-      </w:r>
-      <w:r>
-        <w:t xml:space="preserve">일레인: 이사회예요. 폴의 요약 읽었어요. 실사 조건부 승인. 노아, 조언 하나 해도 될까요?</w:t>
-      </w:r>
-    </w:p>
-    <w:p>
-      <w:pPr>
-        <w:numPr>
-          <w:ilvl w:val="0"/>
-          <w:numId w:val="1004"/>
-        </w:numPr>
+    </w:p>
+    <w:p>
+      <w:pPr>
+        <w:pStyle w:val="BodyText"/>
       </w:pPr>
       <w:r>
         <w:t xml:space="preserve">NOAH: Always.</w:t>
       </w:r>
-      <w:r>
-        <w:t xml:space="preserve"> </w:t>
-      </w:r>
-      <w:r>
-        <w:t xml:space="preserve">노아: 언제든지요.</w:t>
-      </w:r>
-    </w:p>
-    <w:p>
-      <w:pPr>
-        <w:numPr>
-          <w:ilvl w:val="0"/>
-          <w:numId w:val="1004"/>
-        </w:numPr>
+    </w:p>
+    <w:p>
+      <w:pPr>
+        <w:pStyle w:val="BodyText"/>
       </w:pPr>
       <w:r>
         <w:t xml:space="preserve">ELAINE: When you like a founder this much, diligence matters more, not less. Liking someone is how buyers stop asking questions. Ask every question you’d ask a stranger, and then ask the ones you’re afraid to ask.</w:t>
       </w:r>
-      <w:r>
-        <w:t xml:space="preserve"> </w:t>
-      </w:r>
-      <w:r>
-        <w:t xml:space="preserve">일레인: 창업자가 이렇게 마음에 들 때는 실사가 덜이 아니라 더 중요해요. 누군가를 좋아하게 되는 게 인수자가 질문을 멈추는 방식이에요. 낯선 사람에게 물을 모든 질문을 하고, 그다음 묻기 두려운 질문도 해요.</w:t>
-      </w:r>
-    </w:p>
-    <w:p>
-      <w:pPr>
-        <w:numPr>
-          <w:ilvl w:val="0"/>
-          <w:numId w:val="1004"/>
-        </w:numPr>
+    </w:p>
+    <w:p>
+      <w:pPr>
+        <w:pStyle w:val="BodyText"/>
       </w:pPr>
       <w:r>
         <w:t xml:space="preserve">MARISOL: Then I’ll ask one now. Maya, your validation data. Ninety-four percent accuracy on twelve hundred faces.</w:t>
       </w:r>
-      <w:r>
-        <w:t xml:space="preserve"> </w:t>
-      </w:r>
-      <w:r>
-        <w:t xml:space="preserve">마리솔: 그럼 지금 하나 물을게요. 마야, 검증 데이터. 얼굴 1,200명에서 정확도 94%.</w:t>
-      </w:r>
-    </w:p>
-    <w:p>
-      <w:pPr>
-        <w:numPr>
-          <w:ilvl w:val="0"/>
-          <w:numId w:val="1004"/>
-        </w:numPr>
+    </w:p>
+    <w:p>
+      <w:pPr>
+        <w:pStyle w:val="BodyText"/>
       </w:pPr>
       <w:r>
         <w:t xml:space="preserve">MAYA: Yes. It’s in our deck.</w:t>
       </w:r>
-      <w:r>
-        <w:t xml:space="preserve"> </w:t>
-      </w:r>
-      <w:r>
-        <w:t xml:space="preserve">마야: 네. 발표 자료에 있어요.</w:t>
-      </w:r>
-    </w:p>
-    <w:p>
-      <w:pPr>
-        <w:numPr>
-          <w:ilvl w:val="0"/>
-          <w:numId w:val="1004"/>
-        </w:numPr>
+    </w:p>
+    <w:p>
+      <w:pPr>
+        <w:pStyle w:val="BodyText"/>
       </w:pPr>
       <w:r>
         <w:t xml:space="preserve">MARISOL: Broken down by skin tone?</w:t>
       </w:r>
-      <w:r>
-        <w:t xml:space="preserve"> </w:t>
-      </w:r>
-      <w:r>
-        <w:t xml:space="preserve">마리솔: 피부톤별로 나눠서는요?</w:t>
-      </w:r>
-    </w:p>
-    <w:p>
-      <w:pPr>
-        <w:numPr>
-          <w:ilvl w:val="0"/>
-          <w:numId w:val="1004"/>
-        </w:numPr>
+    </w:p>
+    <w:p>
+      <w:pPr>
+        <w:pStyle w:val="BodyText"/>
       </w:pPr>
       <w:r>
         <w:t xml:space="preserve">MAYA: …</w:t>
       </w:r>
-      <w:r>
-        <w:t xml:space="preserve"> </w:t>
-      </w:r>
-      <w:r>
-        <w:t xml:space="preserve">마야: …</w:t>
-      </w:r>
-    </w:p>
-    <w:p>
-      <w:pPr>
-        <w:numPr>
-          <w:ilvl w:val="0"/>
-          <w:numId w:val="1004"/>
-        </w:numPr>
+    </w:p>
+    <w:p>
+      <w:pPr>
+        <w:pStyle w:val="BodyText"/>
       </w:pPr>
       <w:r>
         <w:t xml:space="preserve">THEO: Maya.</w:t>
       </w:r>
-      <w:r>
-        <w:t xml:space="preserve"> </w:t>
-      </w:r>
-      <w:r>
-        <w:t xml:space="preserve">테오: 마야.</w:t>
-      </w:r>
-    </w:p>
-    <w:p>
-      <w:pPr>
-        <w:numPr>
-          <w:ilvl w:val="0"/>
-          <w:numId w:val="1004"/>
-        </w:numPr>
+    </w:p>
+    <w:p>
+      <w:pPr>
+        <w:pStyle w:val="BodyText"/>
       </w:pPr>
       <w:r>
         <w:t xml:space="preserve">MAYA: It’s in the data room. You’ll see everything.</w:t>
       </w:r>
-      <w:r>
-        <w:t xml:space="preserve"> </w:t>
-      </w:r>
-      <w:r>
-        <w:t xml:space="preserve">마야: 데이터 룸에 있어요. 전부 보시게 될 거예요.</w:t>
-      </w:r>
-    </w:p>
-    <w:p>
-      <w:pPr>
-        <w:numPr>
-          <w:ilvl w:val="0"/>
-          <w:numId w:val="1004"/>
-        </w:numPr>
+    </w:p>
+    <w:p>
+      <w:pPr>
+        <w:pStyle w:val="BodyText"/>
       </w:pPr>
       <w:r>
         <w:t xml:space="preserve">MARISOL: Good. That’s all I need for now.</w:t>
-      </w:r>
-      <w:r>
-        <w:t xml:space="preserve"> </w:t>
-      </w:r>
-      <w:r>
-        <w:t xml:space="preserve">마리솔: 좋아요. 지금은 그거면 돼요.</w:t>
       </w:r>
     </w:p>
     <w:bookmarkEnd w:id="24"/>
@@ -2297,78 +1337,39 @@
     </w:p>
     <w:p>
       <w:pPr>
-        <w:numPr>
-          <w:ilvl w:val="0"/>
-          <w:numId w:val="1005"/>
-        </w:numPr>
+        <w:pStyle w:val="FirstParagraph"/>
       </w:pPr>
       <w:r>
         <w:t xml:space="preserve">NOAH: You saw that pause.</w:t>
       </w:r>
-      <w:r>
-        <w:t xml:space="preserve"> </w:t>
-      </w:r>
-      <w:r>
-        <w:t xml:space="preserve">노아: 그 멈춤 봤죠.</w:t>
-      </w:r>
-    </w:p>
-    <w:p>
-      <w:pPr>
-        <w:numPr>
-          <w:ilvl w:val="0"/>
-          <w:numId w:val="1005"/>
-        </w:numPr>
+    </w:p>
+    <w:p>
+      <w:pPr>
+        <w:pStyle w:val="BodyText"/>
       </w:pPr>
       <w:r>
         <w:t xml:space="preserve">MARISOL: Everyone saw that pause. Theo saw it first.</w:t>
       </w:r>
-      <w:r>
-        <w:t xml:space="preserve"> </w:t>
-      </w:r>
-      <w:r>
-        <w:t xml:space="preserve">마리솔: 다들 봤어요. 테오가 제일 먼저 봤고요.</w:t>
-      </w:r>
-    </w:p>
-    <w:p>
-      <w:pPr>
-        <w:numPr>
-          <w:ilvl w:val="0"/>
-          <w:numId w:val="1005"/>
-        </w:numPr>
+    </w:p>
+    <w:p>
+      <w:pPr>
+        <w:pStyle w:val="BodyText"/>
       </w:pPr>
       <w:r>
         <w:t xml:space="preserve">NOAH: Elaine was right. I like her too much.</w:t>
       </w:r>
-      <w:r>
-        <w:t xml:space="preserve"> </w:t>
-      </w:r>
-      <w:r>
-        <w:t xml:space="preserve">노아: 일레인 말이 맞아요. 내가 그녀를 너무 좋아해요.</w:t>
-      </w:r>
-    </w:p>
-    <w:p>
-      <w:pPr>
-        <w:numPr>
-          <w:ilvl w:val="0"/>
-          <w:numId w:val="1005"/>
-        </w:numPr>
+    </w:p>
+    <w:p>
+      <w:pPr>
+        <w:pStyle w:val="BodyText"/>
       </w:pPr>
       <w:r>
         <w:t xml:space="preserve">MARISOL: Liking her is fine. Trusting the data without checking isn’t. You know what Leo would say.</w:t>
       </w:r>
-      <w:r>
-        <w:t xml:space="preserve"> </w:t>
-      </w:r>
-      <w:r>
-        <w:t xml:space="preserve">마리솔: 좋아하는 건 괜찮아요. 확인 없이 데이터를 믿는 게 문제죠. 레오라면 뭐라고 할지 알잖아요.</w:t>
-      </w:r>
-    </w:p>
-    <w:p>
-      <w:pPr>
-        <w:numPr>
-          <w:ilvl w:val="0"/>
-          <w:numId w:val="1005"/>
-        </w:numPr>
+    </w:p>
+    <w:p>
+      <w:pPr>
+        <w:pStyle w:val="BodyText"/>
       </w:pPr>
       <w:r>
         <w:t xml:space="preserve">NOAH:</w:t>
@@ -2385,11 +1386,13 @@
       <w:r>
         <w:t xml:space="preserve">”</w:t>
       </w:r>
-      <w:r>
-        <w:t xml:space="preserve"> </w:t>
-      </w:r>
-      <w:r>
-        <w:t xml:space="preserve">노아:</w:t>
+    </w:p>
+    <w:p>
+      <w:pPr>
+        <w:pStyle w:val="BodyText"/>
+      </w:pPr>
+      <w:r>
+        <w:t xml:space="preserve">MARISOL: And Priya would say,</w:t>
       </w:r>
       <w:r>
         <w:t xml:space="preserve"> </w:t>
@@ -2398,7 +1401,7 @@
         <w:t xml:space="preserve">“</w:t>
       </w:r>
       <w:r>
-        <w:t xml:space="preserve">사람이 아니라 기록을 믿는다.</w:t>
+        <w:t xml:space="preserve">Show me the faces it failed on.</w:t>
       </w:r>
       <w:r>
         <w:t xml:space="preserve">”</w:t>
@@ -2406,13 +1409,66 @@
     </w:p>
     <w:p>
       <w:pPr>
-        <w:numPr>
-          <w:ilvl w:val="0"/>
-          <w:numId w:val="1005"/>
-        </w:numPr>
-      </w:pPr>
-      <w:r>
-        <w:t xml:space="preserve">MARISOL: And Priya would say,</w:t>
+        <w:pStyle w:val="BodyText"/>
+      </w:pPr>
+      <w:r>
+        <w:t xml:space="preserve">NOAH: Do you remember our first data problem? Year two. The gel that turned to water in the autoclave.</w:t>
+      </w:r>
+    </w:p>
+    <w:p>
+      <w:pPr>
+        <w:pStyle w:val="BodyText"/>
+      </w:pPr>
+      <w:r>
+        <w:t xml:space="preserve">MARISOL: I remember Priya telling us that night, before anyone asked. That’s why we trust her.</w:t>
+      </w:r>
+    </w:p>
+    <w:p>
+      <w:pPr>
+        <w:pStyle w:val="BodyText"/>
+      </w:pPr>
+      <w:r>
+        <w:t xml:space="preserve">NOAH: Then the question isn’t whether there’s a problem. It’s whether Maya tells us before we find it.</w:t>
+      </w:r>
+    </w:p>
+    <w:p>
+      <w:pPr>
+        <w:pStyle w:val="BodyText"/>
+      </w:pPr>
+      <w:r>
+        <w:t xml:space="preserve">MARISOL: It’s late. Go home. Claire’s waiting, and the wedding is in seven months.</w:t>
+      </w:r>
+    </w:p>
+    <w:p>
+      <w:pPr>
+        <w:pStyle w:val="BodyText"/>
+      </w:pPr>
+      <w:r>
+        <w:t xml:space="preserve">NOAH: Seven months. She’s already chosen the napkins. Not a joke.</w:t>
+      </w:r>
+    </w:p>
+    <w:p>
+      <w:pPr>
+        <w:pStyle w:val="BodyText"/>
+      </w:pPr>
+      <w:r>
+        <w:t xml:space="preserve">MARISOL: Noah. Your phone. An email from Maya. Eleven-fifty.</w:t>
+      </w:r>
+    </w:p>
+    <w:p>
+      <w:pPr>
+        <w:pStyle w:val="BodyText"/>
+      </w:pPr>
+      <w:r>
+        <w:t xml:space="preserve">NOAH: Read it.</w:t>
+      </w:r>
+    </w:p>
+    <w:p>
+      <w:pPr>
+        <w:pStyle w:val="BodyText"/>
+      </w:pPr>
+      <w:r>
+        <w:t xml:space="preserve">MARISOL:</w:t>
       </w:r>
       <w:r>
         <w:t xml:space="preserve"> </w:t>
@@ -2421,208 +1477,18 @@
         <w:t xml:space="preserve">“</w:t>
       </w:r>
       <w:r>
-        <w:t xml:space="preserve">Show me the faces it failed on.</w:t>
+        <w:t xml:space="preserve">Data room is open. Everything is there. There’s one folder I need to explain in person, before your team opens it. Tomorrow, eight a.m.? Same café. I’ll buy the coffee this time.</w:t>
       </w:r>
       <w:r>
         <w:t xml:space="preserve">”</w:t>
       </w:r>
-      <w:r>
-        <w:t xml:space="preserve"> </w:t>
-      </w:r>
-      <w:r>
-        <w:t xml:space="preserve">마리솔: 그리고 프리야라면</w:t>
-      </w:r>
-      <w:r>
-        <w:t xml:space="preserve"> </w:t>
-      </w:r>
-      <w:r>
-        <w:t xml:space="preserve">“</w:t>
-      </w:r>
-      <w:r>
-        <w:t xml:space="preserve">실패한 얼굴을 보여 줘</w:t>
-      </w:r>
-      <w:r>
-        <w:t xml:space="preserve">”</w:t>
-      </w:r>
-      <w:r>
-        <w:t xml:space="preserve">라고 하겠죠.</w:t>
-      </w:r>
-    </w:p>
-    <w:p>
-      <w:pPr>
-        <w:numPr>
-          <w:ilvl w:val="0"/>
-          <w:numId w:val="1005"/>
-        </w:numPr>
-      </w:pPr>
-      <w:r>
-        <w:t xml:space="preserve">NOAH: Do you remember our first data problem? Year two. The gel that turned to water in the autoclave.</w:t>
-      </w:r>
-      <w:r>
-        <w:t xml:space="preserve"> </w:t>
-      </w:r>
-      <w:r>
-        <w:t xml:space="preserve">노아: 우리 첫 데이터 문제 기억나요? 2년 차. 오토클레이브에서 물이 된 젤.</w:t>
-      </w:r>
-    </w:p>
-    <w:p>
-      <w:pPr>
-        <w:numPr>
-          <w:ilvl w:val="0"/>
-          <w:numId w:val="1005"/>
-        </w:numPr>
-      </w:pPr>
-      <w:r>
-        <w:t xml:space="preserve">MARISOL: I remember Priya telling us that night, before anyone asked. That’s why we trust her.</w:t>
-      </w:r>
-      <w:r>
-        <w:t xml:space="preserve"> </w:t>
-      </w:r>
-      <w:r>
-        <w:t xml:space="preserve">마리솔: 프리야가 누가 묻기도 전에 그날 밤 우리한테 말했던 거 기억해요. 그래서 우리가 그녀를 믿죠.</w:t>
-      </w:r>
-    </w:p>
-    <w:p>
-      <w:pPr>
-        <w:numPr>
-          <w:ilvl w:val="0"/>
-          <w:numId w:val="1005"/>
-        </w:numPr>
-      </w:pPr>
-      <w:r>
-        <w:t xml:space="preserve">NOAH: Then the question isn’t whether there’s a problem. It’s whether Maya tells us before we find it.</w:t>
-      </w:r>
-      <w:r>
-        <w:t xml:space="preserve"> </w:t>
-      </w:r>
-      <w:r>
-        <w:t xml:space="preserve">노아: 그럼 문제가 있느냐가 아니에요. 우리가 찾기 전에 마야가 말하느냐죠.</w:t>
-      </w:r>
-    </w:p>
-    <w:p>
-      <w:pPr>
-        <w:numPr>
-          <w:ilvl w:val="0"/>
-          <w:numId w:val="1005"/>
-        </w:numPr>
-      </w:pPr>
-      <w:r>
-        <w:t xml:space="preserve">MARISOL: It’s late. Go home. Claire’s waiting, and the wedding is in seven months.</w:t>
-      </w:r>
-      <w:r>
-        <w:t xml:space="preserve"> </w:t>
-      </w:r>
-      <w:r>
-        <w:t xml:space="preserve">마리솔: 늦었어요. 집에 가요. 클레어가 기다려요. 결혼식은 7개월 남았고요.</w:t>
-      </w:r>
-    </w:p>
-    <w:p>
-      <w:pPr>
-        <w:numPr>
-          <w:ilvl w:val="0"/>
-          <w:numId w:val="1005"/>
-        </w:numPr>
-      </w:pPr>
-      <w:r>
-        <w:t xml:space="preserve">NOAH: Seven months. She’s already chosen the napkins. Not a joke.</w:t>
-      </w:r>
-      <w:r>
-        <w:t xml:space="preserve"> </w:t>
-      </w:r>
-      <w:r>
-        <w:t xml:space="preserve">노아: 7개월. 벌써 냅킨을 골랐어요. 농담 아니에요.</w:t>
-      </w:r>
-    </w:p>
-    <w:p>
-      <w:pPr>
-        <w:numPr>
-          <w:ilvl w:val="0"/>
-          <w:numId w:val="1005"/>
-        </w:numPr>
-      </w:pPr>
-      <w:r>
-        <w:t xml:space="preserve">MARISOL: Noah. Your phone. An email from Maya. Eleven-fifty.</w:t>
-      </w:r>
-      <w:r>
-        <w:t xml:space="preserve"> </w:t>
-      </w:r>
-      <w:r>
-        <w:t xml:space="preserve">마리솔: 노아. 휴대폰. 마야한테 이메일. 11시 50분.</w:t>
-      </w:r>
-    </w:p>
-    <w:p>
-      <w:pPr>
-        <w:numPr>
-          <w:ilvl w:val="0"/>
-          <w:numId w:val="1005"/>
-        </w:numPr>
-      </w:pPr>
-      <w:r>
-        <w:t xml:space="preserve">NOAH: Read it.</w:t>
-      </w:r>
-      <w:r>
-        <w:t xml:space="preserve"> </w:t>
-      </w:r>
-      <w:r>
-        <w:t xml:space="preserve">노아: 읽어 줘요.</w:t>
-      </w:r>
-    </w:p>
-    <w:p>
-      <w:pPr>
-        <w:numPr>
-          <w:ilvl w:val="0"/>
-          <w:numId w:val="1005"/>
-        </w:numPr>
-      </w:pPr>
-      <w:r>
-        <w:t xml:space="preserve">MARISOL:</w:t>
-      </w:r>
-      <w:r>
-        <w:t xml:space="preserve"> </w:t>
-      </w:r>
-      <w:r>
-        <w:t xml:space="preserve">“</w:t>
-      </w:r>
-      <w:r>
-        <w:t xml:space="preserve">Data room is open. Everything is there. There’s one folder I need to explain in person, before your team opens it. Tomorrow, eight a.m.? Same café. I’ll buy the coffee this time.</w:t>
-      </w:r>
-      <w:r>
-        <w:t xml:space="preserve">”</w:t>
-      </w:r>
-      <w:r>
-        <w:t xml:space="preserve"> </w:t>
-      </w:r>
-      <w:r>
-        <w:t xml:space="preserve">마리솔:</w:t>
-      </w:r>
-      <w:r>
-        <w:t xml:space="preserve"> </w:t>
-      </w:r>
-      <w:r>
-        <w:t xml:space="preserve">“</w:t>
-      </w:r>
-      <w:r>
-        <w:t xml:space="preserve">데이터 룸 열었어요. 전부 있어요. 팀이 열기 전에 직접 설명해야 할 폴더가 하나 있어요. 내일 아침 8시? 같은 카페. 이번엔 제가 커피 살게요.</w:t>
-      </w:r>
-      <w:r>
-        <w:t xml:space="preserve">”</w:t>
-      </w:r>
-    </w:p>
-    <w:p>
-      <w:pPr>
-        <w:numPr>
-          <w:ilvl w:val="0"/>
-          <w:numId w:val="1005"/>
-        </w:numPr>
+    </w:p>
+    <w:p>
+      <w:pPr>
+        <w:pStyle w:val="BodyText"/>
       </w:pPr>
       <w:r>
         <w:t xml:space="preserve">NOAH: She told us before we found it. Eight a.m. Tell Priya to come.</w:t>
-      </w:r>
-      <w:r>
-        <w:t xml:space="preserve"> </w:t>
-      </w:r>
-      <w:r>
-        <w:t xml:space="preserve">노아: 우리가 찾기 전에 말했네요. 아침 8시. 프리야도 오라고 해요.</w:t>
       </w:r>
     </w:p>
     <w:p>
@@ -2763,7 +1629,7 @@
               <w:jc w:val="left"/>
             </w:pPr>
             <w:r>
-              <w:t xml:space="preserve">34턴. 원하는 것(want)과 필요한 것(need)의 구분.</w:t>
+              <w:t xml:space="preserve">장면1. 원하는 것(want)과 필요한 것(need)의 구분.</w:t>
             </w:r>
           </w:p>
         </w:tc>
@@ -2813,7 +1679,7 @@
               <w:jc w:val="left"/>
             </w:pPr>
             <w:r>
-              <w:t xml:space="preserve">36턴. 협상에서 숨은 관심사 끌어내기.</w:t>
+              <w:t xml:space="preserve">장면1. 협상에서 숨은 관심사 끌어내기.</w:t>
             </w:r>
           </w:p>
         </w:tc>
@@ -2863,7 +1729,7 @@
               <w:jc w:val="left"/>
             </w:pPr>
             <w:r>
-              <w:t xml:space="preserve">45·46턴. 팀 보존 조건.</w:t>
+              <w:t xml:space="preserve">장면1. 팀 보존 조건.</w:t>
             </w:r>
           </w:p>
         </w:tc>
@@ -2913,7 +1779,7 @@
               <w:jc w:val="left"/>
             </w:pPr>
             <w:r>
-              <w:t xml:space="preserve">55~64턴. 전략적 조건 협상.</w:t>
+              <w:t xml:space="preserve">장면2. 전략적 조건 협상.</w:t>
             </w:r>
           </w:p>
         </w:tc>
@@ -2963,7 +1829,7 @@
               <w:jc w:val="left"/>
             </w:pPr>
             <w:r>
-              <w:t xml:space="preserve">60턴. 수익 모델 제시.</w:t>
+              <w:t xml:space="preserve">장면2. 수익 모델 제시.</w:t>
             </w:r>
           </w:p>
         </w:tc>
@@ -3013,7 +1879,7 @@
               <w:jc w:val="left"/>
             </w:pPr>
             <w:r>
-              <w:t xml:space="preserve">70턴. 협상 윤리.</w:t>
+              <w:t xml:space="preserve">장면2. 협상 윤리.</w:t>
             </w:r>
           </w:p>
         </w:tc>
@@ -3063,7 +1929,7 @@
               <w:jc w:val="left"/>
             </w:pPr>
             <w:r>
-              <w:t xml:space="preserve">74턴. 공정한 언아웃 설계.</w:t>
+              <w:t xml:space="preserve">장면2. 공정한 언아웃 설계.</w:t>
             </w:r>
           </w:p>
         </w:tc>
@@ -3113,7 +1979,7 @@
               <w:jc w:val="left"/>
             </w:pPr>
             <w:r>
-              <w:t xml:space="preserve">87·90턴. 핵심 인력 유지.</w:t>
+              <w:t xml:space="preserve">절정·전환. 핵심 인력 유지.</w:t>
             </w:r>
           </w:p>
         </w:tc>
@@ -3163,7 +2029,7 @@
               <w:jc w:val="left"/>
             </w:pPr>
             <w:r>
-              <w:t xml:space="preserve">90턴. 협상 마무리 신호.</w:t>
+              <w:t xml:space="preserve">절정·전환. 협상 마무리 신호.</w:t>
             </w:r>
           </w:p>
         </w:tc>
@@ -3213,7 +2079,7 @@
               <w:jc w:val="left"/>
             </w:pPr>
             <w:r>
-              <w:t xml:space="preserve">95·96턴. 인수 조건의 기본 단서.</w:t>
+              <w:t xml:space="preserve">절정·전환. 인수 조건의 기본 단서.</w:t>
             </w:r>
           </w:p>
         </w:tc>
@@ -3490,7 +2356,7 @@
           <w:bCs/>
           <w:b/>
         </w:rPr>
-        <w:t xml:space="preserve">37턴 MAYA:</w:t>
+        <w:t xml:space="preserve">MAYA (장면1):</w:t>
       </w:r>
       <w:r>
         <w:t xml:space="preserve"> </w:t>
@@ -3832,9 +2698,1090 @@
         <w:t xml:space="preserve">라고 물었을 때, 세 가지 필요를 이유와 함께 45단어 안팎으로 답하기.</w:t>
       </w:r>
     </w:p>
+    <w:p>
+      <w:r>
+        <w:pict>
+          <v:rect style="width:0;height:1.5pt" o:hralign="center" o:hrstd="t" o:hr="t"/>
+        </w:pict>
+      </w:r>
+    </w:p>
     <w:bookmarkEnd w:id="30"/>
     <w:bookmarkEnd w:id="31"/>
+    <w:bookmarkStart w:id="37" w:name="한국어-번역"/>
+    <w:p>
+      <w:pPr>
+        <w:pStyle w:val="Heading2"/>
+      </w:pPr>
+      <w:r>
+        <w:t xml:space="preserve">한국어 번역</w:t>
+      </w:r>
+    </w:p>
+    <w:bookmarkStart w:id="32" w:name="도입-9월-29일-오전-8시-사우스-콩그레스-카페-1"/>
+    <w:p>
+      <w:pPr>
+        <w:pStyle w:val="Heading3"/>
+      </w:pPr>
+      <w:r>
+        <w:t xml:space="preserve">도입 — 9월 29일 오전 8시, 사우스 콩그레스 카페</w:t>
+      </w:r>
+    </w:p>
+    <w:p>
+      <w:pPr>
+        <w:pStyle w:val="FirstParagraph"/>
+      </w:pPr>
+      <w:r>
+        <w:t xml:space="preserve">마리솔: 늦네요. 4분. 나쁜 신호거나, 창업자 신호거나.</w:t>
+      </w:r>
+    </w:p>
+    <w:p>
+      <w:pPr>
+        <w:pStyle w:val="BodyText"/>
+      </w:pPr>
+      <w:r>
+        <w:t xml:space="preserve">노아: 창업자 신호. 난 1년 차에 모든 투자자 미팅에 늦었어요.</w:t>
+      </w:r>
+    </w:p>
+    <w:p>
+      <w:pPr>
+        <w:pStyle w:val="BodyText"/>
+      </w:pPr>
+      <w:r>
+        <w:t xml:space="preserve">마리솔: 기억해요. 오늘은 당신이 사는 쪽이에요. 그 의자엔 앉아 본 적 없잖아요.</w:t>
+      </w:r>
+    </w:p>
+    <w:p>
+      <w:pPr>
+        <w:pStyle w:val="BodyText"/>
+      </w:pPr>
+      <w:r>
+        <w:t xml:space="preserve">노아: 그 맞은편엔 앉아 봤어요. 그래서 뭘 하지 말아야 하는지 알죠.</w:t>
+      </w:r>
+    </w:p>
+    <w:p>
+      <w:pPr>
+        <w:pStyle w:val="BodyText"/>
+      </w:pPr>
+      <w:r>
+        <w:t xml:space="preserve">마야: 안녕하세요! 죄송해요. 죄송해요. 여기 주차는 전쟁이에요. 마야예요. 냅킨 그분이시죠.</w:t>
+      </w:r>
+    </w:p>
+    <w:p>
+      <w:pPr>
+        <w:pStyle w:val="BodyText"/>
+      </w:pPr>
+      <w:r>
+        <w:t xml:space="preserve">노아: 냅킨 그분. 명함에 넣어야겠네요.</w:t>
+      </w:r>
+    </w:p>
+    <w:p>
+      <w:pPr>
+        <w:pStyle w:val="BodyText"/>
+      </w:pPr>
+      <w:r>
+        <w:t xml:space="preserve">마야: 로비에 있는 냅킨 기사 읽었어요. 스물넷이었어요. 벽에 붙여 놨죠.</w:t>
+      </w:r>
+    </w:p>
+    <w:p>
+      <w:pPr>
+        <w:pStyle w:val="BodyText"/>
+      </w:pPr>
+      <w:r>
+        <w:t xml:space="preserve">마리솔: 커피? 노아가 사요. 생전 처음으로.</w:t>
+      </w:r>
+    </w:p>
+    <w:p>
+      <w:pPr>
+        <w:pStyle w:val="BodyText"/>
+      </w:pPr>
+      <w:r>
+        <w:t xml:space="preserve">마야: 오트 라테 주세요. 그리고 처음부터 솔직히 말할게요. 긴장돼요.</w:t>
+      </w:r>
+    </w:p>
+    <w:p>
+      <w:pPr>
+        <w:pStyle w:val="BodyText"/>
+      </w:pPr>
+      <w:r>
+        <w:t xml:space="preserve">노아: 좋아요. 나도 매번 그랬어요. 긴장한다는 건 신경 쓴다는 뜻이에요.</w:t>
+      </w:r>
+    </w:p>
+    <w:p>
+      <w:pPr>
+        <w:pStyle w:val="BodyText"/>
+      </w:pPr>
+      <w:r>
+        <w:t xml:space="preserve">마야: 얘기하기 전에 보여 드려도 될까요? 말하기는 제 장기가 아니라서요.</w:t>
+      </w:r>
+    </w:p>
+    <w:p>
+      <w:pPr>
+        <w:pStyle w:val="BodyText"/>
+      </w:pPr>
+      <w:r>
+        <w:t xml:space="preserve">노아: 그러세요. 보여 줘요.</w:t>
+      </w:r>
+    </w:p>
+    <w:p>
+      <w:pPr>
+        <w:pStyle w:val="BodyText"/>
+      </w:pPr>
+      <w:r>
+        <w:t xml:space="preserve">마야: 얼굴이 필요해요. 마리솔, 해 주실래요?</w:t>
+      </w:r>
+    </w:p>
+    <w:p>
+      <w:pPr>
+        <w:pStyle w:val="BodyText"/>
+      </w:pPr>
+      <w:r>
+        <w:t xml:space="preserve">마리솔: 카페에서, 아침 8시에, 화장도 안 하고. 좋아요. 과학을 위해.</w:t>
+      </w:r>
+    </w:p>
+    <w:p>
+      <w:pPr>
+        <w:pStyle w:val="BodyText"/>
+      </w:pPr>
+      <w:r>
+        <w:t xml:space="preserve">노아: 30초예요, 마리솔. 가만히 있어요. 당신이 가만히 있는 걸 보려고 8년을 기다렸어요.</w:t>
+      </w:r>
+    </w:p>
     <w:bookmarkEnd w:id="32"/>
+    <w:bookmarkStart w:id="33" w:name="장면1-카페-데모와-질문-1"/>
+    <w:p>
+      <w:pPr>
+        <w:pStyle w:val="Heading3"/>
+      </w:pPr>
+      <w:r>
+        <w:t xml:space="preserve">장면1 — 카페, 데모와 질문</w:t>
+      </w:r>
+    </w:p>
+    <w:p>
+      <w:pPr>
+        <w:pStyle w:val="FirstParagraph"/>
+      </w:pPr>
+      <w:r>
+        <w:t xml:space="preserve">마야: 됐어요. 화면 보세요. 저 빨간 선이 마리솔의 혈관이고, 음영 부분은 각별한 주의 없이는 아무도 주사하면 안 되는 곳이에요. 얼굴은 다 다르고, 교과서 지도는 존재하지 않는 평균 얼굴이에요. 컨투어는 바늘이 들어가기 전에 진짜 얼굴을 보여 줘요.</w:t>
+      </w:r>
+    </w:p>
+    <w:p>
+      <w:pPr>
+        <w:pStyle w:val="BodyText"/>
+      </w:pPr>
+      <w:r>
+        <w:t xml:space="preserve">마리솔: 내 왼쪽이 오른쪽이랑 다르네요.</w:t>
+      </w:r>
+    </w:p>
+    <w:p>
+      <w:pPr>
+        <w:pStyle w:val="BodyText"/>
+      </w:pPr>
+      <w:r>
+        <w:t xml:space="preserve">마야: 다들 그래요. 그게 핵심이에요.</w:t>
+      </w:r>
+    </w:p>
+    <w:p>
+      <w:pPr>
+        <w:pStyle w:val="BodyText"/>
+      </w:pPr>
+      <w:r>
+        <w:t xml:space="preserve">노아: 이걸 얼마나 오래 만들었어요?</w:t>
+      </w:r>
+    </w:p>
+    <w:p>
+      <w:pPr>
+        <w:pStyle w:val="BodyText"/>
+      </w:pPr>
+      <w:r>
+        <w:t xml:space="preserve">마야: 3년. 일곱 명. 시드 300만 달러. 남은 현금 4개월분.</w:t>
+      </w:r>
+    </w:p>
+    <w:p>
+      <w:pPr>
+        <w:pStyle w:val="BodyText"/>
+      </w:pPr>
+      <w:r>
+        <w:t xml:space="preserve">노아: 방금 사는 쪽한테 현금이 4개월 남았다고 말했어요.</w:t>
+      </w:r>
+    </w:p>
+    <w:p>
+      <w:pPr>
+        <w:pStyle w:val="BodyText"/>
+      </w:pPr>
+      <w:r>
+        <w:t xml:space="preserve">마야: 실사에서 알게 되실 거예요. 저한테 듣는 게 나아요.</w:t>
+      </w:r>
+    </w:p>
+    <w:p>
+      <w:pPr>
+        <w:pStyle w:val="BodyText"/>
+      </w:pPr>
+      <w:r>
+        <w:t xml:space="preserve">마리솔: 왜 혈관이에요? 왜 더 쉬운 걸 안 했어요?</w:t>
+      </w:r>
+    </w:p>
+    <w:p>
+      <w:pPr>
+        <w:pStyle w:val="BodyText"/>
+      </w:pPr>
+      <w:r>
+        <w:t xml:space="preserve">마야: 엄마가 샌안토니오에서 15년간 시술 간호사였어요. 어느 오후, 한 환자의 피부가 하얘지더니 보랏빛이 됐고, 엄마는 혈관을 제때 보지 못했어요. 환자는 회복했어요. 엄마는 다시는 주사하지 않았어요. 전 열아홉이었어요. 그날 밤 혈관을 그리기 시작했어요.</w:t>
+      </w:r>
+    </w:p>
+    <w:p>
+      <w:pPr>
+        <w:pStyle w:val="BodyText"/>
+      </w:pPr>
+      <w:r>
+        <w:t xml:space="preserve">노아: 뭐에다 그렸어요?</w:t>
+      </w:r>
+    </w:p>
+    <w:p>
+      <w:pPr>
+        <w:pStyle w:val="BodyText"/>
+      </w:pPr>
+      <w:r>
+        <w:t xml:space="preserve">마야: 아무 데나. 이렇게요. 냅킨 좀 빌려도 될까요?</w:t>
+      </w:r>
+    </w:p>
+    <w:p>
+      <w:pPr>
+        <w:pStyle w:val="BodyText"/>
+      </w:pPr>
+      <w:r>
+        <w:t xml:space="preserve">노아: 물론이죠.</w:t>
+      </w:r>
+    </w:p>
+    <w:p>
+      <w:pPr>
+        <w:pStyle w:val="BodyText"/>
+      </w:pPr>
+      <w:r>
+        <w:t xml:space="preserve">마야: 얼굴. 안각 동맥이 여기, 코 옆으로 지나가요. 여기가 위험 구역. 그리고 여기, 이마. 작은 실수가 눈까지 갈 수 있는 곳이에요. 이게 엄마한테 없었던 지도예요.</w:t>
+      </w:r>
+    </w:p>
+    <w:p>
+      <w:pPr>
+        <w:pStyle w:val="BodyText"/>
+      </w:pPr>
+      <w:r>
+        <w:t xml:space="preserve">마리솔: 노아, 방금 냅킨에 회사를 그렸네요.</w:t>
+      </w:r>
+    </w:p>
+    <w:p>
+      <w:pPr>
+        <w:pStyle w:val="BodyText"/>
+      </w:pPr>
+      <w:r>
+        <w:t xml:space="preserve">노아: 봤어요. 마야, 이거 내가 가져도 될까요?</w:t>
+      </w:r>
+    </w:p>
+    <w:p>
+      <w:pPr>
+        <w:pStyle w:val="BodyText"/>
+      </w:pPr>
+      <w:r>
+        <w:t xml:space="preserve">마야: 그냥 냅킨인데요.</w:t>
+      </w:r>
+    </w:p>
+    <w:p>
+      <w:pPr>
+        <w:pStyle w:val="BodyText"/>
+      </w:pPr>
+      <w:r>
+        <w:t xml:space="preserve">노아: 내 것도 그랬어요.</w:t>
+      </w:r>
+    </w:p>
+    <w:p>
+      <w:pPr>
+        <w:pStyle w:val="BodyText"/>
+      </w:pPr>
+      <w:r>
+        <w:t xml:space="preserve">마야: …알겠어요. 가지세요.</w:t>
+      </w:r>
+    </w:p>
+    <w:p>
+      <w:pPr>
+        <w:pStyle w:val="BodyText"/>
+      </w:pPr>
+      <w:r>
+        <w:t xml:space="preserve">노아: 이제 중요한 단 하나의 질문을 할게요. 마야, 당신에게 필요한 게 뭐예요?</w:t>
+      </w:r>
+    </w:p>
+    <w:p>
+      <w:pPr>
+        <w:pStyle w:val="BodyText"/>
+      </w:pPr>
+      <w:r>
+        <w:t xml:space="preserve">마야: 돈이요. 당연히.</w:t>
+      </w:r>
+    </w:p>
+    <w:p>
+      <w:pPr>
+        <w:pStyle w:val="BodyText"/>
+      </w:pPr>
+      <w:r>
+        <w:t xml:space="preserve">노아: 그건 원하는 거죠. 난 필요한 걸 물었어요.</w:t>
+      </w:r>
+    </w:p>
+    <w:p>
+      <w:pPr>
+        <w:pStyle w:val="BodyText"/>
+      </w:pPr>
+      <w:r>
+        <w:t xml:space="preserve">마야: …아무도 그걸 물은 적이 없어요. 투자자들은 다 기업가치, 시장 규모, 엑시트를 물어요. 솔직히요? 세 가지가 필요해요. 규제 경로. 바늘을 안내하는 소프트웨어는 의료기기니까요. 임상 데이터. 증거 없는 지도는 아무도 믿지 않으니까요. 그리고 당신들 시술자만이 아니라 모든 시술자에게 열려 있어야 해요.</w:t>
+      </w:r>
+    </w:p>
+    <w:p>
+      <w:pPr>
+        <w:pStyle w:val="BodyText"/>
+      </w:pPr>
+      <w:r>
+        <w:t xml:space="preserve">마리솔: 모든 시술자. 할번 시술자도 포함해서.</w:t>
+      </w:r>
+    </w:p>
+    <w:p>
+      <w:pPr>
+        <w:pStyle w:val="BodyText"/>
+      </w:pPr>
+      <w:r>
+        <w:t xml:space="preserve">마야: 할번 것도 포함해서요. 막힌 혈관은 어느 브랜드가 막았는지 신경 쓰지 않아요.</w:t>
+      </w:r>
+    </w:p>
+    <w:p>
+      <w:pPr>
+        <w:pStyle w:val="BodyText"/>
+      </w:pPr>
+      <w:r>
+        <w:t xml:space="preserve">노아: 그 말 어디서 들어 봤더라?</w:t>
+      </w:r>
+    </w:p>
+    <w:p>
+      <w:pPr>
+        <w:pStyle w:val="BodyText"/>
+      </w:pPr>
+      <w:r>
+        <w:t xml:space="preserve">마리솔: 엘레나한테서요. 한 백 번쯤.</w:t>
+      </w:r>
+    </w:p>
+    <w:p>
+      <w:pPr>
+        <w:pStyle w:val="BodyText"/>
+      </w:pPr>
+      <w:r>
+        <w:t xml:space="preserve">노아: 마야, 몇 년 전 누가 저녁 자리에서 내 회사를 사겠다고 했어요. 아주 큰 숫자로. 내가 뭘 받고, 뭘 서명하고, 언제 떠날지 말했죠. 내게 뭐가 필요한지는 한 번도 묻지 않았어요. 거절했고, 가장 큰 이유는 그가 한 번도 묻지 않았다는 거였어요.</w:t>
+      </w:r>
+    </w:p>
+    <w:p>
+      <w:pPr>
+        <w:pStyle w:val="BodyText"/>
+      </w:pPr>
+      <w:r>
+        <w:t xml:space="preserve">마야: 그래서 저한테 묻는 거예요?</w:t>
+      </w:r>
+    </w:p>
+    <w:p>
+      <w:pPr>
+        <w:pStyle w:val="BodyText"/>
+      </w:pPr>
+      <w:r>
+        <w:t xml:space="preserve">노아: 그것도 있고, 진짜 알고 싶어서요.</w:t>
+      </w:r>
+    </w:p>
+    <w:p>
+      <w:pPr>
+        <w:pStyle w:val="BodyText"/>
+      </w:pPr>
+      <w:r>
+        <w:t xml:space="preserve">마야: 그럼 필요한 거 하나 더. 우리 팀. 누구보다 먼저 저를 믿어 준 일곱 명.</w:t>
+      </w:r>
+    </w:p>
+    <w:p>
+      <w:pPr>
+        <w:pStyle w:val="BodyText"/>
+      </w:pPr>
+      <w:r>
+        <w:t xml:space="preserve">노아: 다 같이 와요. 일곱 명 전부. 그건 나한테도 협상 대상이 아니에요.</w:t>
+      </w:r>
+    </w:p>
+    <w:p>
+      <w:pPr>
+        <w:pStyle w:val="BodyText"/>
+      </w:pPr>
+      <w:r>
+        <w:t xml:space="preserve">마야: 그렇게 빨리 동의하면 안 되잖아요. 사는 쪽인데.</w:t>
+      </w:r>
+    </w:p>
+    <w:p>
+      <w:pPr>
+        <w:pStyle w:val="BodyText"/>
+      </w:pPr>
+      <w:r>
+        <w:t xml:space="preserve">노아: 그럼 가격은 천천히 할게요. 목요일? 우리 사무실에서. 엔지니어와 숫자를 가져와요.</w:t>
+      </w:r>
+    </w:p>
+    <w:p>
+      <w:pPr>
+        <w:pStyle w:val="BodyText"/>
+      </w:pPr>
+      <w:r>
+        <w:t xml:space="preserve">마야: 목요일. 테오가 올 거예요. 제 그림을 현실로 만드는 사람이에요.</w:t>
+      </w:r>
+    </w:p>
+    <w:p>
+      <w:pPr>
+        <w:pStyle w:val="BodyText"/>
+      </w:pPr>
+      <w:r>
+        <w:t xml:space="preserve">마리솔: 그리고 마야? 검증 데이터 가져와요. 전부.</w:t>
+      </w:r>
+    </w:p>
+    <w:bookmarkEnd w:id="33"/>
+    <w:bookmarkStart w:id="34" w:name="장면2-10월-2일-오후-2시-veyra-회의실-1"/>
+    <w:p>
+      <w:pPr>
+        <w:pStyle w:val="Heading3"/>
+      </w:pPr>
+      <w:r>
+        <w:t xml:space="preserve">장면2 — 10월 2일 오후 2시, Veyra 회의실</w:t>
+      </w:r>
+    </w:p>
+    <w:p>
+      <w:pPr>
+        <w:pStyle w:val="FirstParagraph"/>
+      </w:pPr>
+      <w:r>
+        <w:t xml:space="preserve">폴: 두 분 와 주셔서 고마워요. 구조부터, 그다음 가격. 다이앤이 우리를 정직하게 지켜 줄 거예요.</w:t>
+      </w:r>
+    </w:p>
+    <w:p>
+      <w:pPr>
+        <w:pStyle w:val="BodyText"/>
+      </w:pPr>
+      <w:r>
+        <w:t xml:space="preserve">다이앤: 그게 내 직무 기술서예요. 말 그대로.</w:t>
+      </w:r>
+    </w:p>
+    <w:p>
+      <w:pPr>
+        <w:pStyle w:val="BodyText"/>
+      </w:pPr>
+      <w:r>
+        <w:t xml:space="preserve">테오: 테오입니다. 수석 엔지니어. 회의에선 말을 잘 안 해요. 과학을 틀리면 말할게요.</w:t>
+      </w:r>
+    </w:p>
+    <w:p>
+      <w:pPr>
+        <w:pStyle w:val="BodyText"/>
+      </w:pPr>
+      <w:r>
+        <w:t xml:space="preserve">프리야: 그럼 잘 맞겠네요. 나도 그래요.</w:t>
+      </w:r>
+    </w:p>
+    <w:p>
+      <w:pPr>
+        <w:pStyle w:val="BodyText"/>
+      </w:pPr>
+      <w:r>
+        <w:t xml:space="preserve">폴: 우리 제안. 전부 인수. 팀은 베이라에 합류. 컨투어는 베이라 인증 시술자만 쓸 수 있게 돼요.</w:t>
+      </w:r>
+    </w:p>
+    <w:p>
+      <w:pPr>
+        <w:pStyle w:val="BodyText"/>
+      </w:pPr>
+      <w:r>
+        <w:t xml:space="preserve">마야: 베이라 인증자만. 그건 받아들일 수 없는 부분이에요.</w:t>
+      </w:r>
+    </w:p>
+    <w:p>
+      <w:pPr>
+        <w:pStyle w:val="BodyText"/>
+      </w:pPr>
+      <w:r>
+        <w:t xml:space="preserve">폴: 독점에 가치가 있어요. 아니면 경쟁사를 위한 도구에 돈을 대는 거죠.</w:t>
+      </w:r>
+    </w:p>
+    <w:p>
+      <w:pPr>
+        <w:pStyle w:val="BodyText"/>
+      </w:pPr>
+      <w:r>
+        <w:t xml:space="preserve">엘레나: 폴, 내가 말해도 될까요? 우린 몇 년 동안 어떤 필러를 쓰든 요청하는 시술자 누구에게나 응급 프로토콜을 가르쳐 왔어요. 할번 시술자들도 우리 과정에 앉아 있어요. 그래서 의사들이 우릴 신뢰하죠. 응급 프로토콜은 독점이 아니고, 혈관 지도는 응급 상황보다 먼저 도착하는 응급 프로토콜이에요.</w:t>
+      </w:r>
+    </w:p>
+    <w:p>
+      <w:pPr>
+        <w:pStyle w:val="BodyText"/>
+      </w:pPr>
+      <w:r>
+        <w:t xml:space="preserve">폴: 그럼 돈은 어떻게 회수해요?</w:t>
+      </w:r>
+    </w:p>
+    <w:p>
+      <w:pPr>
+        <w:pStyle w:val="BodyText"/>
+      </w:pPr>
+      <w:r>
+        <w:t xml:space="preserve">테오: 라이선스. 클리닉이 기기당, 월 단위로 내요. 어떤 필러를 쓰든.</w:t>
+      </w:r>
+    </w:p>
+    <w:p>
+      <w:pPr>
+        <w:pStyle w:val="BodyText"/>
+      </w:pPr>
+      <w:r>
+        <w:t xml:space="preserve">프리야: 그리고 스캔할 때마다 지도가 나아져요. 얼굴이 많을수록, 데이터가 많을수록, 더 좋은 제품. 우리 시술자들한테도.</w:t>
+      </w:r>
+    </w:p>
+    <w:p>
+      <w:pPr>
+        <w:pStyle w:val="BodyText"/>
+      </w:pPr>
+      <w:r>
+        <w:t xml:space="preserve">폴: …그러니까 경쟁사가 우리 제품을 더 좋게 만들라고 우리한테 돈을 내는 거네요.</w:t>
+      </w:r>
+    </w:p>
+    <w:p>
+      <w:pPr>
+        <w:pStyle w:val="BodyText"/>
+      </w:pPr>
+      <w:r>
+        <w:t xml:space="preserve">마야: 그렇게 말하니까 당신 아이디어처럼 들리네요.</w:t>
+      </w:r>
+    </w:p>
+    <w:p>
+      <w:pPr>
+        <w:pStyle w:val="BodyText"/>
+      </w:pPr>
+      <w:r>
+        <w:t xml:space="preserve">폴: CFO는 그렇게 동의해요. 좋아요. 브랜드 중립. 라이선스와 함께.</w:t>
+      </w:r>
+    </w:p>
+    <w:p>
+      <w:pPr>
+        <w:pStyle w:val="BodyText"/>
+      </w:pPr>
+      <w:r>
+        <w:t xml:space="preserve">노아: 그리고 컨투어라는 이름은 유지해요. 제품에도, 문에도.</w:t>
+      </w:r>
+    </w:p>
+    <w:p>
+      <w:pPr>
+        <w:pStyle w:val="BodyText"/>
+      </w:pPr>
+      <w:r>
+        <w:t xml:space="preserve">마야: 고마워요. 이제 어려운 부분. 가격.</w:t>
+      </w:r>
+    </w:p>
+    <w:p>
+      <w:pPr>
+        <w:pStyle w:val="BodyText"/>
+      </w:pPr>
+      <w:r>
+        <w:t xml:space="preserve">폴: 시드 라운드에서 1,500만으로 평가받았죠. 1,800만을 제안해요.</w:t>
+      </w:r>
+    </w:p>
+    <w:p>
+      <w:pPr>
+        <w:pStyle w:val="BodyText"/>
+      </w:pPr>
+      <w:r>
+        <w:t xml:space="preserve">마야: 다음 라운드였다면 4,500만이었을 거예요. 투자 유치할 시간이 있었다면.</w:t>
+      </w:r>
+    </w:p>
+    <w:p>
+      <w:pPr>
+        <w:pStyle w:val="BodyText"/>
+      </w:pPr>
+      <w:r>
+        <w:t xml:space="preserve">폴: 하지만 시간이 없잖아요. 4개월.</w:t>
+      </w:r>
+    </w:p>
+    <w:p>
+      <w:pPr>
+        <w:pStyle w:val="BodyText"/>
+      </w:pPr>
+      <w:r>
+        <w:t xml:space="preserve">노아: 폴. 우리가 묻기 전에 본인이 말해 준 거예요. 그걸 그녀에게 불리하게 쓰지 않아요.</w:t>
+      </w:r>
+    </w:p>
+    <w:p>
+      <w:pPr>
+        <w:pStyle w:val="BodyText"/>
+      </w:pPr>
+      <w:r>
+        <w:t xml:space="preserve">폴: …맞아요. 그 논점은 철회할게요. 숫자는 말고.</w:t>
+      </w:r>
+    </w:p>
+    <w:p>
+      <w:pPr>
+        <w:pStyle w:val="BodyText"/>
+      </w:pPr>
+      <w:r>
+        <w:t xml:space="preserve">다이앤: 그럼 구조로 격차를 메워요. 언아웃.</w:t>
+      </w:r>
+    </w:p>
+    <w:p>
+      <w:pPr>
+        <w:pStyle w:val="BodyText"/>
+      </w:pPr>
+      <w:r>
+        <w:t xml:space="preserve">마야: 언아웃은 무서워요. 아는 창업자마다 결국 못 받았대요.</w:t>
+      </w:r>
+    </w:p>
+    <w:p>
+      <w:pPr>
+        <w:pStyle w:val="BodyText"/>
+      </w:pPr>
+      <w:r>
+        <w:t xml:space="preserve">노아: 반대편에서 언아웃을 설명해도 될까요? 누가 우릴 사겠다고 했을 때, 날 화나게 한 게 언아웃이었어요. 목표가 내가 실패하도록 설계돼 있었거든요. 우리 건 당신이 통제할 수 있고 어차피 원하는 두 가지 이정표예요. FDA 허가, 그리고 클리닉 1만 곳의 컨투어 사용. 스프레드시트에 숨긴 건 없어요.</w:t>
+      </w:r>
+    </w:p>
+    <w:p>
+      <w:pPr>
+        <w:pStyle w:val="BodyText"/>
+      </w:pPr>
+      <w:r>
+        <w:t xml:space="preserve">마야: 어차피 쫓을 이정표. 그건 다르네요.</w:t>
+      </w:r>
+    </w:p>
+    <w:p>
+      <w:pPr>
+        <w:pStyle w:val="BodyText"/>
+      </w:pPr>
+      <w:r>
+        <w:t xml:space="preserve">테오: FDA 허가는 510(k)라는 뜻이죠. 소프트웨어 신청을 해 본 사람이 있어요?</w:t>
+      </w:r>
+    </w:p>
+    <w:p>
+      <w:pPr>
+        <w:pStyle w:val="BodyText"/>
+      </w:pPr>
+      <w:r>
+        <w:t xml:space="preserve">프리야: 어려운 신청을 해 본 사람들이 있어요. 소프트웨어는 처음이에요. 같이 배워요.</w:t>
+      </w:r>
+    </w:p>
+    <w:p>
+      <w:pPr>
+        <w:pStyle w:val="BodyText"/>
+      </w:pPr>
+      <w:r>
+        <w:t xml:space="preserve">테오: 인수자한테 들은 답 중 가장 솔직하네요.</w:t>
+      </w:r>
+    </w:p>
+    <w:p>
+      <w:pPr>
+        <w:pStyle w:val="BodyText"/>
+      </w:pPr>
+      <w:r>
+        <w:t xml:space="preserve">폴: 그럼 숫자. 선급 2,000만. 두 이정표에 1,000만.</w:t>
+      </w:r>
+    </w:p>
+    <w:p>
+      <w:pPr>
+        <w:pStyle w:val="BodyText"/>
+      </w:pPr>
+      <w:r>
+        <w:t xml:space="preserve">마야: 선급 2,500만. 이정표에 1,500만. 그리고 우리 팀 리텐션 풀.</w:t>
+      </w:r>
+    </w:p>
+    <w:bookmarkEnd w:id="34"/>
+    <w:bookmarkStart w:id="35" w:name="절정전환-오후-4시-1"/>
+    <w:p>
+      <w:pPr>
+        <w:pStyle w:val="Heading3"/>
+      </w:pPr>
+      <w:r>
+        <w:t xml:space="preserve">절정·전환 — 오후 4시</w:t>
+      </w:r>
+    </w:p>
+    <w:p>
+      <w:pPr>
+        <w:pStyle w:val="FirstParagraph"/>
+      </w:pPr>
+      <w:r>
+        <w:t xml:space="preserve">폴: 노아와 5분 얘기해도 될까요?</w:t>
+      </w:r>
+    </w:p>
+    <w:p>
+      <w:pPr>
+        <w:pStyle w:val="BodyText"/>
+      </w:pPr>
+      <w:r>
+        <w:t xml:space="preserve">마야: 10분 쓰세요. 테오랑 저도 숨 좀 쉬어야 해요.</w:t>
+      </w:r>
+    </w:p>
+    <w:p>
+      <w:pPr>
+        <w:pStyle w:val="BodyText"/>
+      </w:pPr>
+      <w:r>
+        <w:t xml:space="preserve">폴: 행동주의 캠페인 한복판이에요. 파이크는 교육비를 줄이면서 장난감을 산다고 할 거예요.</w:t>
+      </w:r>
+    </w:p>
+    <w:p>
+      <w:pPr>
+        <w:pStyle w:val="BodyText"/>
+      </w:pPr>
+      <w:r>
+        <w:t xml:space="preserve">노아: 그럼 그의 언어로 설명해요. 컨투어는 합병증을 줄이고, 그게 재교육, 보험료, 응급 키트 비용을 줄여요. 그리고 라이선스 수입은 경쟁사에서 와요. 우리가 살 수 있는 것 중 가장 파이크 친화적이고, 마침 옳기도 하죠.</w:t>
+      </w:r>
+    </w:p>
+    <w:p>
+      <w:pPr>
+        <w:pStyle w:val="BodyText"/>
+      </w:pPr>
+      <w:r>
+        <w:t xml:space="preserve">폴: 연습했네요.</w:t>
+      </w:r>
+    </w:p>
+    <w:p>
+      <w:pPr>
+        <w:pStyle w:val="BodyText"/>
+      </w:pPr>
+      <w:r>
+        <w:t xml:space="preserve">노아: 카페에서부터요. 냅킨에.</w:t>
+      </w:r>
+    </w:p>
+    <w:p>
+      <w:pPr>
+        <w:pStyle w:val="BodyText"/>
+      </w:pPr>
+      <w:r>
+        <w:t xml:space="preserve">폴: 선급 2,200만. 이정표 1,400만. 2년간 리텐션 400만. 그게 내 상한이에요.</w:t>
+      </w:r>
+    </w:p>
+    <w:p>
+      <w:pPr>
+        <w:pStyle w:val="BodyText"/>
+      </w:pPr>
+      <w:r>
+        <w:t xml:space="preserve">노아: 그럼 그게 최선의 제안이에요. 그다음 라운드는 없어요.</w:t>
+      </w:r>
+    </w:p>
+    <w:p>
+      <w:pPr>
+        <w:pStyle w:val="BodyText"/>
+      </w:pPr>
+      <w:r>
+        <w:t xml:space="preserve">마야: 돌아왔어요. 말해 주세요.</w:t>
+      </w:r>
+    </w:p>
+    <w:p>
+      <w:pPr>
+        <w:pStyle w:val="BodyText"/>
+      </w:pPr>
+      <w:r>
+        <w:t xml:space="preserve">노아: 선급 2,200만. 두 이정표에 1,400만. 2년간 팀 리텐션 400만. 컨투어는 이름을 유지하고 모든 시술자에게 열려 있어요. 그리고 당신은 마리솔에게 보고하는 디지털 부문을 이끌어요. 그게 우리의 최선이자 최종 제안이고,</w:t>
+      </w:r>
+      <w:r>
+        <w:t xml:space="preserve"> </w:t>
+      </w:r>
+      <w:r>
+        <w:t xml:space="preserve">“</w:t>
+      </w:r>
+      <w:r>
+        <w:t xml:space="preserve">최종</w:t>
+      </w:r>
+      <w:r>
+        <w:t xml:space="preserve">”</w:t>
+      </w:r>
+      <w:r>
+        <w:t xml:space="preserve">이라고 하는 건 게임이 아니라 진심이라서예요.</w:t>
+      </w:r>
+    </w:p>
+    <w:p>
+      <w:pPr>
+        <w:pStyle w:val="BodyText"/>
+      </w:pPr>
+      <w:r>
+        <w:t xml:space="preserve">마야: 다 달성하면 총 4,000만.</w:t>
+      </w:r>
+    </w:p>
+    <w:p>
+      <w:pPr>
+        <w:pStyle w:val="BodyText"/>
+      </w:pPr>
+      <w:r>
+        <w:t xml:space="preserve">테오: 그녀의 4,500만에 가깝네요. 그리고 팀은 보호받고요.</w:t>
+      </w:r>
+    </w:p>
+    <w:p>
+      <w:pPr>
+        <w:pStyle w:val="BodyText"/>
+      </w:pPr>
+      <w:r>
+        <w:t xml:space="preserve">마야: 하룻밤만 주실래요? 엄마한테 전화하고 싶어요.</w:t>
+      </w:r>
+    </w:p>
+    <w:p>
+      <w:pPr>
+        <w:pStyle w:val="BodyText"/>
+      </w:pPr>
+      <w:r>
+        <w:t xml:space="preserve">노아: 하룻밤 가지세요. 나도 큰 결정마다 엄마한테 전화했어요.</w:t>
+      </w:r>
+    </w:p>
+    <w:p>
+      <w:pPr>
+        <w:pStyle w:val="BodyText"/>
+      </w:pPr>
+      <w:r>
+        <w:t xml:space="preserve">다이앤: 모든 제안은 이사회 승인과 전면 실사가 조건이에요. 표준이지만, 말해야 해서요.</w:t>
+      </w:r>
+    </w:p>
+    <w:p>
+      <w:pPr>
+        <w:pStyle w:val="BodyText"/>
+      </w:pPr>
+      <w:r>
+        <w:t xml:space="preserve">일레인: 이사회예요. 폴의 요약 읽었어요. 실사 조건부 승인. 노아, 조언 하나 해도 될까요?</w:t>
+      </w:r>
+    </w:p>
+    <w:p>
+      <w:pPr>
+        <w:pStyle w:val="BodyText"/>
+      </w:pPr>
+      <w:r>
+        <w:t xml:space="preserve">노아: 언제든지요.</w:t>
+      </w:r>
+    </w:p>
+    <w:p>
+      <w:pPr>
+        <w:pStyle w:val="BodyText"/>
+      </w:pPr>
+      <w:r>
+        <w:t xml:space="preserve">일레인: 창업자가 이렇게 마음에 들 때는 실사가 덜이 아니라 더 중요해요. 누군가를 좋아하게 되는 게 인수자가 질문을 멈추는 방식이에요. 낯선 사람에게 물을 모든 질문을 하고, 그다음 묻기 두려운 질문도 해요.</w:t>
+      </w:r>
+    </w:p>
+    <w:p>
+      <w:pPr>
+        <w:pStyle w:val="BodyText"/>
+      </w:pPr>
+      <w:r>
+        <w:t xml:space="preserve">마리솔: 그럼 지금 하나 물을게요. 마야, 검증 데이터. 얼굴 1,200명에서 정확도 94%.</w:t>
+      </w:r>
+    </w:p>
+    <w:p>
+      <w:pPr>
+        <w:pStyle w:val="BodyText"/>
+      </w:pPr>
+      <w:r>
+        <w:t xml:space="preserve">마야: 네. 발표 자료에 있어요.</w:t>
+      </w:r>
+    </w:p>
+    <w:p>
+      <w:pPr>
+        <w:pStyle w:val="BodyText"/>
+      </w:pPr>
+      <w:r>
+        <w:t xml:space="preserve">마리솔: 피부톤별로 나눠서는요?</w:t>
+      </w:r>
+    </w:p>
+    <w:p>
+      <w:pPr>
+        <w:pStyle w:val="BodyText"/>
+      </w:pPr>
+      <w:r>
+        <w:t xml:space="preserve">마야: …</w:t>
+      </w:r>
+    </w:p>
+    <w:p>
+      <w:pPr>
+        <w:pStyle w:val="BodyText"/>
+      </w:pPr>
+      <w:r>
+        <w:t xml:space="preserve">테오: 마야.</w:t>
+      </w:r>
+    </w:p>
+    <w:p>
+      <w:pPr>
+        <w:pStyle w:val="BodyText"/>
+      </w:pPr>
+      <w:r>
+        <w:t xml:space="preserve">마야: 데이터 룸에 있어요. 전부 보시게 될 거예요.</w:t>
+      </w:r>
+    </w:p>
+    <w:p>
+      <w:pPr>
+        <w:pStyle w:val="BodyText"/>
+      </w:pPr>
+      <w:r>
+        <w:t xml:space="preserve">마리솔: 좋아요. 지금은 그거면 돼요.</w:t>
+      </w:r>
+    </w:p>
+    <w:bookmarkEnd w:id="35"/>
+    <w:bookmarkStart w:id="36" w:name="마무리-오후-6시-오후-11시-50분-1"/>
+    <w:p>
+      <w:pPr>
+        <w:pStyle w:val="Heading3"/>
+      </w:pPr>
+      <w:r>
+        <w:t xml:space="preserve">마무리 — 오후 6시 → 오후 11시 50분</w:t>
+      </w:r>
+    </w:p>
+    <w:p>
+      <w:pPr>
+        <w:pStyle w:val="FirstParagraph"/>
+      </w:pPr>
+      <w:r>
+        <w:t xml:space="preserve">노아: 그 멈춤 봤죠.</w:t>
+      </w:r>
+    </w:p>
+    <w:p>
+      <w:pPr>
+        <w:pStyle w:val="BodyText"/>
+      </w:pPr>
+      <w:r>
+        <w:t xml:space="preserve">마리솔: 다들 봤어요. 테오가 제일 먼저 봤고요.</w:t>
+      </w:r>
+    </w:p>
+    <w:p>
+      <w:pPr>
+        <w:pStyle w:val="BodyText"/>
+      </w:pPr>
+      <w:r>
+        <w:t xml:space="preserve">노아: 일레인 말이 맞아요. 내가 그녀를 너무 좋아해요.</w:t>
+      </w:r>
+    </w:p>
+    <w:p>
+      <w:pPr>
+        <w:pStyle w:val="BodyText"/>
+      </w:pPr>
+      <w:r>
+        <w:t xml:space="preserve">마리솔: 좋아하는 건 괜찮아요. 확인 없이 데이터를 믿는 게 문제죠. 레오라면 뭐라고 할지 알잖아요.</w:t>
+      </w:r>
+    </w:p>
+    <w:p>
+      <w:pPr>
+        <w:pStyle w:val="BodyText"/>
+      </w:pPr>
+      <w:r>
+        <w:t xml:space="preserve">노아:</w:t>
+      </w:r>
+      <w:r>
+        <w:t xml:space="preserve"> </w:t>
+      </w:r>
+      <w:r>
+        <w:t xml:space="preserve">“</w:t>
+      </w:r>
+      <w:r>
+        <w:t xml:space="preserve">사람이 아니라 기록을 믿는다.</w:t>
+      </w:r>
+      <w:r>
+        <w:t xml:space="preserve">”</w:t>
+      </w:r>
+    </w:p>
+    <w:p>
+      <w:pPr>
+        <w:pStyle w:val="BodyText"/>
+      </w:pPr>
+      <w:r>
+        <w:t xml:space="preserve">마리솔: 그리고 프리야라면</w:t>
+      </w:r>
+      <w:r>
+        <w:t xml:space="preserve"> </w:t>
+      </w:r>
+      <w:r>
+        <w:t xml:space="preserve">“</w:t>
+      </w:r>
+      <w:r>
+        <w:t xml:space="preserve">실패한 얼굴을 보여 줘</w:t>
+      </w:r>
+      <w:r>
+        <w:t xml:space="preserve">”</w:t>
+      </w:r>
+      <w:r>
+        <w:t xml:space="preserve">라고 하겠죠.</w:t>
+      </w:r>
+    </w:p>
+    <w:p>
+      <w:pPr>
+        <w:pStyle w:val="BodyText"/>
+      </w:pPr>
+      <w:r>
+        <w:t xml:space="preserve">노아: 우리 첫 데이터 문제 기억나요? 2년 차. 오토클레이브에서 물이 된 젤.</w:t>
+      </w:r>
+    </w:p>
+    <w:p>
+      <w:pPr>
+        <w:pStyle w:val="BodyText"/>
+      </w:pPr>
+      <w:r>
+        <w:t xml:space="preserve">마리솔: 프리야가 누가 묻기도 전에 그날 밤 우리한테 말했던 거 기억해요. 그래서 우리가 그녀를 믿죠.</w:t>
+      </w:r>
+    </w:p>
+    <w:p>
+      <w:pPr>
+        <w:pStyle w:val="BodyText"/>
+      </w:pPr>
+      <w:r>
+        <w:t xml:space="preserve">노아: 그럼 문제가 있느냐가 아니에요. 우리가 찾기 전에 마야가 말하느냐죠.</w:t>
+      </w:r>
+    </w:p>
+    <w:p>
+      <w:pPr>
+        <w:pStyle w:val="BodyText"/>
+      </w:pPr>
+      <w:r>
+        <w:t xml:space="preserve">마리솔: 늦었어요. 집에 가요. 클레어가 기다려요. 결혼식은 7개월 남았고요.</w:t>
+      </w:r>
+    </w:p>
+    <w:p>
+      <w:pPr>
+        <w:pStyle w:val="BodyText"/>
+      </w:pPr>
+      <w:r>
+        <w:t xml:space="preserve">노아: 7개월. 벌써 냅킨을 골랐어요. 농담 아니에요.</w:t>
+      </w:r>
+    </w:p>
+    <w:p>
+      <w:pPr>
+        <w:pStyle w:val="BodyText"/>
+      </w:pPr>
+      <w:r>
+        <w:t xml:space="preserve">마리솔: 노아. 휴대폰. 마야한테 이메일. 11시 50분.</w:t>
+      </w:r>
+    </w:p>
+    <w:p>
+      <w:pPr>
+        <w:pStyle w:val="BodyText"/>
+      </w:pPr>
+      <w:r>
+        <w:t xml:space="preserve">노아: 읽어 줘요.</w:t>
+      </w:r>
+    </w:p>
+    <w:p>
+      <w:pPr>
+        <w:pStyle w:val="BodyText"/>
+      </w:pPr>
+      <w:r>
+        <w:t xml:space="preserve">마리솔:</w:t>
+      </w:r>
+      <w:r>
+        <w:t xml:space="preserve"> </w:t>
+      </w:r>
+      <w:r>
+        <w:t xml:space="preserve">“</w:t>
+      </w:r>
+      <w:r>
+        <w:t xml:space="preserve">데이터 룸 열었어요. 전부 있어요. 팀이 열기 전에 직접 설명해야 할 폴더가 하나 있어요. 내일 아침 8시? 같은 카페. 이번엔 제가 커피 살게요.</w:t>
+      </w:r>
+      <w:r>
+        <w:t xml:space="preserve">”</w:t>
+      </w:r>
+    </w:p>
+    <w:p>
+      <w:pPr>
+        <w:pStyle w:val="BodyText"/>
+      </w:pPr>
+      <w:r>
+        <w:t xml:space="preserve">노아: 우리가 찾기 전에 말했네요. 아침 8시. 프리야도 오라고 해요.</w:t>
+      </w:r>
+    </w:p>
+    <w:bookmarkEnd w:id="36"/>
+    <w:bookmarkEnd w:id="37"/>
+    <w:bookmarkEnd w:id="38"/>
     <w:sectPr/>
   </w:body>
 </w:document>
@@ -3941,583 +3888,8 @@
       </w:pPr>
     </w:lvl>
   </w:abstractNum>
-  <w:abstractNum w:abstractNumId="99411">
-    <w:nsid w:val="A99411"/>
-    <w:multiLevelType w:val="multilevel"/>
-    <w:lvl w:ilvl="0">
-      <w:start w:val="1"/>
-      <w:numFmt w:val="decimal"/>
-      <w:lvlText w:val="%1."/>
-      <w:lvlJc w:val="left"/>
-      <w:pPr>
-        <w:ind w:left="720" w:hanging="480"/>
-      </w:pPr>
-    </w:lvl>
-    <w:lvl w:ilvl="1">
-      <w:start w:val="1"/>
-      <w:numFmt w:val="decimal"/>
-      <w:lvlText w:val="%2."/>
-      <w:lvlJc w:val="left"/>
-      <w:pPr>
-        <w:ind w:left="1440" w:hanging="480"/>
-      </w:pPr>
-    </w:lvl>
-    <w:lvl w:ilvl="2">
-      <w:start w:val="1"/>
-      <w:numFmt w:val="decimal"/>
-      <w:lvlText w:val="%3."/>
-      <w:lvlJc w:val="left"/>
-      <w:pPr>
-        <w:ind w:left="2160" w:hanging="480"/>
-      </w:pPr>
-    </w:lvl>
-    <w:lvl w:ilvl="3">
-      <w:start w:val="1"/>
-      <w:numFmt w:val="decimal"/>
-      <w:lvlText w:val="%4."/>
-      <w:lvlJc w:val="left"/>
-      <w:pPr>
-        <w:ind w:left="2880" w:hanging="480"/>
-      </w:pPr>
-    </w:lvl>
-    <w:lvl w:ilvl="4">
-      <w:start w:val="1"/>
-      <w:numFmt w:val="decimal"/>
-      <w:lvlText w:val="%5."/>
-      <w:lvlJc w:val="left"/>
-      <w:pPr>
-        <w:ind w:left="3600" w:hanging="480"/>
-      </w:pPr>
-    </w:lvl>
-    <w:lvl w:ilvl="5">
-      <w:start w:val="1"/>
-      <w:numFmt w:val="decimal"/>
-      <w:lvlText w:val="%6."/>
-      <w:lvlJc w:val="left"/>
-      <w:pPr>
-        <w:ind w:left="4320" w:hanging="480"/>
-      </w:pPr>
-    </w:lvl>
-    <w:lvl w:ilvl="6">
-      <w:start w:val="1"/>
-      <w:numFmt w:val="decimal"/>
-      <w:lvlText w:val="%7."/>
-      <w:lvlJc w:val="left"/>
-      <w:pPr>
-        <w:ind w:left="5040" w:hanging="480"/>
-      </w:pPr>
-    </w:lvl>
-    <w:lvl w:ilvl="7">
-      <w:start w:val="1"/>
-      <w:numFmt w:val="decimal"/>
-      <w:lvlText w:val="%8."/>
-      <w:lvlJc w:val="left"/>
-      <w:pPr>
-        <w:ind w:left="5760" w:hanging="480"/>
-      </w:pPr>
-    </w:lvl>
-    <w:lvl w:ilvl="8">
-      <w:start w:val="1"/>
-      <w:numFmt w:val="decimal"/>
-      <w:lvlText w:val="%9."/>
-      <w:lvlJc w:val="left"/>
-      <w:pPr>
-        <w:ind w:left="6480" w:hanging="480"/>
-      </w:pPr>
-    </w:lvl>
-  </w:abstractNum>
-  <w:abstractNum w:abstractNumId="994116">
-    <w:nsid w:val="A994116"/>
-    <w:multiLevelType w:val="multilevel"/>
-    <w:lvl w:ilvl="0">
-      <w:start w:val="16"/>
-      <w:numFmt w:val="decimal"/>
-      <w:lvlText w:val="%1."/>
-      <w:lvlJc w:val="left"/>
-      <w:pPr>
-        <w:ind w:left="720" w:hanging="480"/>
-      </w:pPr>
-    </w:lvl>
-    <w:lvl w:ilvl="1">
-      <w:start w:val="16"/>
-      <w:numFmt w:val="decimal"/>
-      <w:lvlText w:val="%2."/>
-      <w:lvlJc w:val="left"/>
-      <w:pPr>
-        <w:ind w:left="1440" w:hanging="480"/>
-      </w:pPr>
-    </w:lvl>
-    <w:lvl w:ilvl="2">
-      <w:start w:val="16"/>
-      <w:numFmt w:val="decimal"/>
-      <w:lvlText w:val="%3."/>
-      <w:lvlJc w:val="left"/>
-      <w:pPr>
-        <w:ind w:left="2160" w:hanging="480"/>
-      </w:pPr>
-    </w:lvl>
-    <w:lvl w:ilvl="3">
-      <w:start w:val="16"/>
-      <w:numFmt w:val="decimal"/>
-      <w:lvlText w:val="%4."/>
-      <w:lvlJc w:val="left"/>
-      <w:pPr>
-        <w:ind w:left="2880" w:hanging="480"/>
-      </w:pPr>
-    </w:lvl>
-    <w:lvl w:ilvl="4">
-      <w:start w:val="16"/>
-      <w:numFmt w:val="decimal"/>
-      <w:lvlText w:val="%5."/>
-      <w:lvlJc w:val="left"/>
-      <w:pPr>
-        <w:ind w:left="3600" w:hanging="480"/>
-      </w:pPr>
-    </w:lvl>
-    <w:lvl w:ilvl="5">
-      <w:start w:val="16"/>
-      <w:numFmt w:val="decimal"/>
-      <w:lvlText w:val="%6."/>
-      <w:lvlJc w:val="left"/>
-      <w:pPr>
-        <w:ind w:left="4320" w:hanging="480"/>
-      </w:pPr>
-    </w:lvl>
-    <w:lvl w:ilvl="6">
-      <w:start w:val="16"/>
-      <w:numFmt w:val="decimal"/>
-      <w:lvlText w:val="%7."/>
-      <w:lvlJc w:val="left"/>
-      <w:pPr>
-        <w:ind w:left="5040" w:hanging="480"/>
-      </w:pPr>
-    </w:lvl>
-    <w:lvl w:ilvl="7">
-      <w:start w:val="16"/>
-      <w:numFmt w:val="decimal"/>
-      <w:lvlText w:val="%8."/>
-      <w:lvlJc w:val="left"/>
-      <w:pPr>
-        <w:ind w:left="5760" w:hanging="480"/>
-      </w:pPr>
-    </w:lvl>
-    <w:lvl w:ilvl="8">
-      <w:start w:val="16"/>
-      <w:numFmt w:val="decimal"/>
-      <w:lvlText w:val="%9."/>
-      <w:lvlJc w:val="left"/>
-      <w:pPr>
-        <w:ind w:left="6480" w:hanging="480"/>
-      </w:pPr>
-    </w:lvl>
-  </w:abstractNum>
-  <w:abstractNum w:abstractNumId="994151">
-    <w:nsid w:val="A994151"/>
-    <w:multiLevelType w:val="multilevel"/>
-    <w:lvl w:ilvl="0">
-      <w:start w:val="51"/>
-      <w:numFmt w:val="decimal"/>
-      <w:lvlText w:val="%1."/>
-      <w:lvlJc w:val="left"/>
-      <w:pPr>
-        <w:ind w:left="720" w:hanging="480"/>
-      </w:pPr>
-    </w:lvl>
-    <w:lvl w:ilvl="1">
-      <w:start w:val="51"/>
-      <w:numFmt w:val="decimal"/>
-      <w:lvlText w:val="%2."/>
-      <w:lvlJc w:val="left"/>
-      <w:pPr>
-        <w:ind w:left="1440" w:hanging="480"/>
-      </w:pPr>
-    </w:lvl>
-    <w:lvl w:ilvl="2">
-      <w:start w:val="51"/>
-      <w:numFmt w:val="decimal"/>
-      <w:lvlText w:val="%3."/>
-      <w:lvlJc w:val="left"/>
-      <w:pPr>
-        <w:ind w:left="2160" w:hanging="480"/>
-      </w:pPr>
-    </w:lvl>
-    <w:lvl w:ilvl="3">
-      <w:start w:val="51"/>
-      <w:numFmt w:val="decimal"/>
-      <w:lvlText w:val="%4."/>
-      <w:lvlJc w:val="left"/>
-      <w:pPr>
-        <w:ind w:left="2880" w:hanging="480"/>
-      </w:pPr>
-    </w:lvl>
-    <w:lvl w:ilvl="4">
-      <w:start w:val="51"/>
-      <w:numFmt w:val="decimal"/>
-      <w:lvlText w:val="%5."/>
-      <w:lvlJc w:val="left"/>
-      <w:pPr>
-        <w:ind w:left="3600" w:hanging="480"/>
-      </w:pPr>
-    </w:lvl>
-    <w:lvl w:ilvl="5">
-      <w:start w:val="51"/>
-      <w:numFmt w:val="decimal"/>
-      <w:lvlText w:val="%6."/>
-      <w:lvlJc w:val="left"/>
-      <w:pPr>
-        <w:ind w:left="4320" w:hanging="480"/>
-      </w:pPr>
-    </w:lvl>
-    <w:lvl w:ilvl="6">
-      <w:start w:val="51"/>
-      <w:numFmt w:val="decimal"/>
-      <w:lvlText w:val="%7."/>
-      <w:lvlJc w:val="left"/>
-      <w:pPr>
-        <w:ind w:left="5040" w:hanging="480"/>
-      </w:pPr>
-    </w:lvl>
-    <w:lvl w:ilvl="7">
-      <w:start w:val="51"/>
-      <w:numFmt w:val="decimal"/>
-      <w:lvlText w:val="%8."/>
-      <w:lvlJc w:val="left"/>
-      <w:pPr>
-        <w:ind w:left="5760" w:hanging="480"/>
-      </w:pPr>
-    </w:lvl>
-    <w:lvl w:ilvl="8">
-      <w:start w:val="51"/>
-      <w:numFmt w:val="decimal"/>
-      <w:lvlText w:val="%9."/>
-      <w:lvlJc w:val="left"/>
-      <w:pPr>
-        <w:ind w:left="6480" w:hanging="480"/>
-      </w:pPr>
-    </w:lvl>
-  </w:abstractNum>
-  <w:abstractNum w:abstractNumId="994181">
-    <w:nsid w:val="A994181"/>
-    <w:multiLevelType w:val="multilevel"/>
-    <w:lvl w:ilvl="0">
-      <w:start w:val="81"/>
-      <w:numFmt w:val="decimal"/>
-      <w:lvlText w:val="%1."/>
-      <w:lvlJc w:val="left"/>
-      <w:pPr>
-        <w:ind w:left="720" w:hanging="480"/>
-      </w:pPr>
-    </w:lvl>
-    <w:lvl w:ilvl="1">
-      <w:start w:val="81"/>
-      <w:numFmt w:val="decimal"/>
-      <w:lvlText w:val="%2."/>
-      <w:lvlJc w:val="left"/>
-      <w:pPr>
-        <w:ind w:left="1440" w:hanging="480"/>
-      </w:pPr>
-    </w:lvl>
-    <w:lvl w:ilvl="2">
-      <w:start w:val="81"/>
-      <w:numFmt w:val="decimal"/>
-      <w:lvlText w:val="%3."/>
-      <w:lvlJc w:val="left"/>
-      <w:pPr>
-        <w:ind w:left="2160" w:hanging="480"/>
-      </w:pPr>
-    </w:lvl>
-    <w:lvl w:ilvl="3">
-      <w:start w:val="81"/>
-      <w:numFmt w:val="decimal"/>
-      <w:lvlText w:val="%4."/>
-      <w:lvlJc w:val="left"/>
-      <w:pPr>
-        <w:ind w:left="2880" w:hanging="480"/>
-      </w:pPr>
-    </w:lvl>
-    <w:lvl w:ilvl="4">
-      <w:start w:val="81"/>
-      <w:numFmt w:val="decimal"/>
-      <w:lvlText w:val="%5."/>
-      <w:lvlJc w:val="left"/>
-      <w:pPr>
-        <w:ind w:left="3600" w:hanging="480"/>
-      </w:pPr>
-    </w:lvl>
-    <w:lvl w:ilvl="5">
-      <w:start w:val="81"/>
-      <w:numFmt w:val="decimal"/>
-      <w:lvlText w:val="%6."/>
-      <w:lvlJc w:val="left"/>
-      <w:pPr>
-        <w:ind w:left="4320" w:hanging="480"/>
-      </w:pPr>
-    </w:lvl>
-    <w:lvl w:ilvl="6">
-      <w:start w:val="81"/>
-      <w:numFmt w:val="decimal"/>
-      <w:lvlText w:val="%7."/>
-      <w:lvlJc w:val="left"/>
-      <w:pPr>
-        <w:ind w:left="5040" w:hanging="480"/>
-      </w:pPr>
-    </w:lvl>
-    <w:lvl w:ilvl="7">
-      <w:start w:val="81"/>
-      <w:numFmt w:val="decimal"/>
-      <w:lvlText w:val="%8."/>
-      <w:lvlJc w:val="left"/>
-      <w:pPr>
-        <w:ind w:left="5760" w:hanging="480"/>
-      </w:pPr>
-    </w:lvl>
-    <w:lvl w:ilvl="8">
-      <w:start w:val="81"/>
-      <w:numFmt w:val="decimal"/>
-      <w:lvlText w:val="%9."/>
-      <w:lvlJc w:val="left"/>
-      <w:pPr>
-        <w:ind w:left="6480" w:hanging="480"/>
-      </w:pPr>
-    </w:lvl>
-  </w:abstractNum>
-  <w:abstractNum w:abstractNumId="9941106">
-    <w:nsid w:val="A9941106"/>
-    <w:multiLevelType w:val="multilevel"/>
-    <w:lvl w:ilvl="0">
-      <w:start w:val="106"/>
-      <w:numFmt w:val="decimal"/>
-      <w:lvlText w:val="%1."/>
-      <w:lvlJc w:val="left"/>
-      <w:pPr>
-        <w:ind w:left="720" w:hanging="480"/>
-      </w:pPr>
-    </w:lvl>
-    <w:lvl w:ilvl="1">
-      <w:start w:val="106"/>
-      <w:numFmt w:val="decimal"/>
-      <w:lvlText w:val="%2."/>
-      <w:lvlJc w:val="left"/>
-      <w:pPr>
-        <w:ind w:left="1440" w:hanging="480"/>
-      </w:pPr>
-    </w:lvl>
-    <w:lvl w:ilvl="2">
-      <w:start w:val="106"/>
-      <w:numFmt w:val="decimal"/>
-      <w:lvlText w:val="%3."/>
-      <w:lvlJc w:val="left"/>
-      <w:pPr>
-        <w:ind w:left="2160" w:hanging="480"/>
-      </w:pPr>
-    </w:lvl>
-    <w:lvl w:ilvl="3">
-      <w:start w:val="106"/>
-      <w:numFmt w:val="decimal"/>
-      <w:lvlText w:val="%4."/>
-      <w:lvlJc w:val="left"/>
-      <w:pPr>
-        <w:ind w:left="2880" w:hanging="480"/>
-      </w:pPr>
-    </w:lvl>
-    <w:lvl w:ilvl="4">
-      <w:start w:val="106"/>
-      <w:numFmt w:val="decimal"/>
-      <w:lvlText w:val="%5."/>
-      <w:lvlJc w:val="left"/>
-      <w:pPr>
-        <w:ind w:left="3600" w:hanging="480"/>
-      </w:pPr>
-    </w:lvl>
-    <w:lvl w:ilvl="5">
-      <w:start w:val="106"/>
-      <w:numFmt w:val="decimal"/>
-      <w:lvlText w:val="%6."/>
-      <w:lvlJc w:val="left"/>
-      <w:pPr>
-        <w:ind w:left="4320" w:hanging="480"/>
-      </w:pPr>
-    </w:lvl>
-    <w:lvl w:ilvl="6">
-      <w:start w:val="106"/>
-      <w:numFmt w:val="decimal"/>
-      <w:lvlText w:val="%7."/>
-      <w:lvlJc w:val="left"/>
-      <w:pPr>
-        <w:ind w:left="5040" w:hanging="480"/>
-      </w:pPr>
-    </w:lvl>
-    <w:lvl w:ilvl="7">
-      <w:start w:val="106"/>
-      <w:numFmt w:val="decimal"/>
-      <w:lvlText w:val="%8."/>
-      <w:lvlJc w:val="left"/>
-      <w:pPr>
-        <w:ind w:left="5760" w:hanging="480"/>
-      </w:pPr>
-    </w:lvl>
-    <w:lvl w:ilvl="8">
-      <w:start w:val="106"/>
-      <w:numFmt w:val="decimal"/>
-      <w:lvlText w:val="%9."/>
-      <w:lvlJc w:val="left"/>
-      <w:pPr>
-        <w:ind w:left="6480" w:hanging="480"/>
-      </w:pPr>
-    </w:lvl>
-  </w:abstractNum>
   <w:num w:numId="1000">
     <w:abstractNumId w:val="990"/>
-  </w:num>
-  <w:num w:numId="1001">
-    <w:abstractNumId w:val="99411"/>
-    <w:lvlOverride w:ilvl="0">
-      <w:startOverride w:val="1"/>
-    </w:lvlOverride>
-    <w:lvlOverride w:ilvl="1">
-      <w:startOverride w:val="1"/>
-    </w:lvlOverride>
-    <w:lvlOverride w:ilvl="2">
-      <w:startOverride w:val="1"/>
-    </w:lvlOverride>
-    <w:lvlOverride w:ilvl="3">
-      <w:startOverride w:val="1"/>
-    </w:lvlOverride>
-    <w:lvlOverride w:ilvl="4">
-      <w:startOverride w:val="1"/>
-    </w:lvlOverride>
-    <w:lvlOverride w:ilvl="5">
-      <w:startOverride w:val="1"/>
-    </w:lvlOverride>
-    <w:lvlOverride w:ilvl="6">
-      <w:startOverride w:val="1"/>
-    </w:lvlOverride>
-    <w:lvlOverride w:ilvl="7">
-      <w:startOverride w:val="1"/>
-    </w:lvlOverride>
-    <w:lvlOverride w:ilvl="8">
-      <w:startOverride w:val="1"/>
-    </w:lvlOverride>
-  </w:num>
-  <w:num w:numId="1002">
-    <w:abstractNumId w:val="994116"/>
-    <w:lvlOverride w:ilvl="0">
-      <w:startOverride w:val="16"/>
-    </w:lvlOverride>
-    <w:lvlOverride w:ilvl="1">
-      <w:startOverride w:val="16"/>
-    </w:lvlOverride>
-    <w:lvlOverride w:ilvl="2">
-      <w:startOverride w:val="16"/>
-    </w:lvlOverride>
-    <w:lvlOverride w:ilvl="3">
-      <w:startOverride w:val="16"/>
-    </w:lvlOverride>
-    <w:lvlOverride w:ilvl="4">
-      <w:startOverride w:val="16"/>
-    </w:lvlOverride>
-    <w:lvlOverride w:ilvl="5">
-      <w:startOverride w:val="16"/>
-    </w:lvlOverride>
-    <w:lvlOverride w:ilvl="6">
-      <w:startOverride w:val="16"/>
-    </w:lvlOverride>
-    <w:lvlOverride w:ilvl="7">
-      <w:startOverride w:val="16"/>
-    </w:lvlOverride>
-    <w:lvlOverride w:ilvl="8">
-      <w:startOverride w:val="16"/>
-    </w:lvlOverride>
-  </w:num>
-  <w:num w:numId="1003">
-    <w:abstractNumId w:val="994151"/>
-    <w:lvlOverride w:ilvl="0">
-      <w:startOverride w:val="51"/>
-    </w:lvlOverride>
-    <w:lvlOverride w:ilvl="1">
-      <w:startOverride w:val="51"/>
-    </w:lvlOverride>
-    <w:lvlOverride w:ilvl="2">
-      <w:startOverride w:val="51"/>
-    </w:lvlOverride>
-    <w:lvlOverride w:ilvl="3">
-      <w:startOverride w:val="51"/>
-    </w:lvlOverride>
-    <w:lvlOverride w:ilvl="4">
-      <w:startOverride w:val="51"/>
-    </w:lvlOverride>
-    <w:lvlOverride w:ilvl="5">
-      <w:startOverride w:val="51"/>
-    </w:lvlOverride>
-    <w:lvlOverride w:ilvl="6">
-      <w:startOverride w:val="51"/>
-    </w:lvlOverride>
-    <w:lvlOverride w:ilvl="7">
-      <w:startOverride w:val="51"/>
-    </w:lvlOverride>
-    <w:lvlOverride w:ilvl="8">
-      <w:startOverride w:val="51"/>
-    </w:lvlOverride>
-  </w:num>
-  <w:num w:numId="1004">
-    <w:abstractNumId w:val="994181"/>
-    <w:lvlOverride w:ilvl="0">
-      <w:startOverride w:val="81"/>
-    </w:lvlOverride>
-    <w:lvlOverride w:ilvl="1">
-      <w:startOverride w:val="81"/>
-    </w:lvlOverride>
-    <w:lvlOverride w:ilvl="2">
-      <w:startOverride w:val="81"/>
-    </w:lvlOverride>
-    <w:lvlOverride w:ilvl="3">
-      <w:startOverride w:val="81"/>
-    </w:lvlOverride>
-    <w:lvlOverride w:ilvl="4">
-      <w:startOverride w:val="81"/>
-    </w:lvlOverride>
-    <w:lvlOverride w:ilvl="5">
-      <w:startOverride w:val="81"/>
-    </w:lvlOverride>
-    <w:lvlOverride w:ilvl="6">
-      <w:startOverride w:val="81"/>
-    </w:lvlOverride>
-    <w:lvlOverride w:ilvl="7">
-      <w:startOverride w:val="81"/>
-    </w:lvlOverride>
-    <w:lvlOverride w:ilvl="8">
-      <w:startOverride w:val="81"/>
-    </w:lvlOverride>
-  </w:num>
-  <w:num w:numId="1005">
-    <w:abstractNumId w:val="9941106"/>
-    <w:lvlOverride w:ilvl="0">
-      <w:startOverride w:val="106"/>
-    </w:lvlOverride>
-    <w:lvlOverride w:ilvl="1">
-      <w:startOverride w:val="106"/>
-    </w:lvlOverride>
-    <w:lvlOverride w:ilvl="2">
-      <w:startOverride w:val="106"/>
-    </w:lvlOverride>
-    <w:lvlOverride w:ilvl="3">
-      <w:startOverride w:val="106"/>
-    </w:lvlOverride>
-    <w:lvlOverride w:ilvl="4">
-      <w:startOverride w:val="106"/>
-    </w:lvlOverride>
-    <w:lvlOverride w:ilvl="5">
-      <w:startOverride w:val="106"/>
-    </w:lvlOverride>
-    <w:lvlOverride w:ilvl="6">
-      <w:startOverride w:val="106"/>
-    </w:lvlOverride>
-    <w:lvlOverride w:ilvl="7">
-      <w:startOverride w:val="106"/>
-    </w:lvlOverride>
-    <w:lvlOverride w:ilvl="8">
-      <w:startOverride w:val="106"/>
-    </w:lvlOverride>
   </w:num>
 </w:numbering>
 </file>
